--- a/deliverables/V4-V11_SYNC/PACKAGES/NEW_V08_Synchronized_Production_Package/02_RUN_OF_SHOW/Run_of_Show.docx
+++ b/deliverables/V4-V11_SYNC/PACKAGES/NEW_V08_Synchronized_Production_Package/02_RUN_OF_SHOW/Run_of_Show.docx
@@ -144,7 +144,7 @@
         <w:rPr>
           <w:sz w:val="21"/>
         </w:rPr>
-        <w:t>Wednesday, September 16, 2026 | 1:46 PM CT</w:t>
+        <w:t>Wednesday, September 16, 2026 | 3:16 PM CT</w:t>
       </w:r>
     </w:p>
     <w:p>
@@ -1709,6 +1709,103 @@
                 <w:i w:val="0"/>
                 <w:sz w:val="15"/>
               </w:rPr>
+              <w:t>NEW_V8_FS_00_ACCESS_UNAVAILABLE</w:t>
+            </w:r>
+          </w:p>
+        </w:tc>
+        <w:tc>
+          <w:tcPr>
+            <w:tcW w:type="dxa" w:w="3024"/>
+          </w:tcPr>
+          <w:p>
+            <w:pPr>
+              <w:spacing w:before="60" w:after="60" w:line="264" w:lineRule="auto"/>
+            </w:pPr>
+            <w:r/>
+            <w:r>
+              <w:rPr>
+                <w:b w:val="0"/>
+                <w:i w:val="0"/>
+                <w:sz w:val="15"/>
+              </w:rPr>
+              <w:t>1 HOOK</w:t>
+            </w:r>
+          </w:p>
+        </w:tc>
+        <w:tc>
+          <w:tcPr>
+            <w:tcW w:type="dxa" w:w="720"/>
+          </w:tcPr>
+          <w:p>
+            <w:pPr>
+              <w:spacing w:before="60" w:after="60" w:line="264" w:lineRule="auto"/>
+            </w:pPr>
+            <w:r/>
+            <w:r>
+              <w:rPr>
+                <w:b w:val="0"/>
+                <w:i w:val="0"/>
+                <w:sz w:val="15"/>
+              </w:rPr>
+              <w:t>1</w:t>
+            </w:r>
+          </w:p>
+        </w:tc>
+        <w:tc>
+          <w:tcPr>
+            <w:tcW w:type="dxa" w:w="864"/>
+          </w:tcPr>
+          <w:p>
+            <w:pPr>
+              <w:spacing w:before="60" w:after="60" w:line="264" w:lineRule="auto"/>
+            </w:pPr>
+            <w:r/>
+            <w:r>
+              <w:rPr>
+                <w:b w:val="0"/>
+                <w:i w:val="0"/>
+                <w:sz w:val="15"/>
+              </w:rPr>
+              <w:t>1</w:t>
+            </w:r>
+          </w:p>
+        </w:tc>
+        <w:tc>
+          <w:tcPr>
+            <w:tcW w:type="dxa" w:w="1728"/>
+          </w:tcPr>
+          <w:p>
+            <w:pPr>
+              <w:spacing w:before="60" w:after="60" w:line="264" w:lineRule="auto"/>
+            </w:pPr>
+            <w:r/>
+            <w:r>
+              <w:rPr>
+                <w:b w:val="0"/>
+                <w:i w:val="0"/>
+                <w:sz w:val="15"/>
+              </w:rPr>
+              <w:t>EARLY EDIT</w:t>
+            </w:r>
+          </w:p>
+        </w:tc>
+      </w:tr>
+      <w:tr>
+        <w:tc>
+          <w:tcPr>
+            <w:tcW w:type="dxa" w:w="3312"/>
+          </w:tcPr>
+          <w:p>
+            <w:pPr>
+              <w:spacing w:before="60" w:after="60" w:line="264" w:lineRule="auto"/>
+            </w:pPr>
+            <w:r/>
+            <w:r>
+              <w:rPr>
+                <w:b w:val="0"/>
+                <w:i w:val="0"/>
+                <w:sz w:val="15"/>
+              </w:rPr>
               <w:t>NEW_V8_FS_01_MEMORY_NOT_PROOF</w:t>
             </w:r>
           </w:p>
@@ -1748,103 +1845,6 @@
                 <w:sz w:val="15"/>
               </w:rPr>
               <w:t>3</w:t>
-            </w:r>
-          </w:p>
-        </w:tc>
-        <w:tc>
-          <w:tcPr>
-            <w:tcW w:type="dxa" w:w="864"/>
-          </w:tcPr>
-          <w:p>
-            <w:pPr>
-              <w:spacing w:before="60" w:after="60" w:line="264" w:lineRule="auto"/>
-            </w:pPr>
-            <w:r/>
-            <w:r>
-              <w:rPr>
-                <w:b w:val="0"/>
-                <w:i w:val="0"/>
-                <w:sz w:val="15"/>
-              </w:rPr>
-              <w:t>1</w:t>
-            </w:r>
-          </w:p>
-        </w:tc>
-        <w:tc>
-          <w:tcPr>
-            <w:tcW w:type="dxa" w:w="1728"/>
-          </w:tcPr>
-          <w:p>
-            <w:pPr>
-              <w:spacing w:before="60" w:after="60" w:line="264" w:lineRule="auto"/>
-            </w:pPr>
-            <w:r/>
-            <w:r>
-              <w:rPr>
-                <w:b w:val="0"/>
-                <w:i w:val="0"/>
-                <w:sz w:val="15"/>
-              </w:rPr>
-              <w:t>RE-ANCHORED</w:t>
-            </w:r>
-          </w:p>
-        </w:tc>
-      </w:tr>
-      <w:tr>
-        <w:tc>
-          <w:tcPr>
-            <w:tcW w:type="dxa" w:w="3312"/>
-          </w:tcPr>
-          <w:p>
-            <w:pPr>
-              <w:spacing w:before="60" w:after="60" w:line="264" w:lineRule="auto"/>
-            </w:pPr>
-            <w:r/>
-            <w:r>
-              <w:rPr>
-                <w:b w:val="0"/>
-                <w:i w:val="0"/>
-                <w:sz w:val="15"/>
-              </w:rPr>
-              <w:t>NEW_V8_FS_07_TEN_MINUTE_HABIT</w:t>
-            </w:r>
-          </w:p>
-        </w:tc>
-        <w:tc>
-          <w:tcPr>
-            <w:tcW w:type="dxa" w:w="3024"/>
-          </w:tcPr>
-          <w:p>
-            <w:pPr>
-              <w:spacing w:before="60" w:after="60" w:line="264" w:lineRule="auto"/>
-            </w:pPr>
-            <w:r/>
-            <w:r>
-              <w:rPr>
-                <w:b w:val="0"/>
-                <w:i w:val="0"/>
-                <w:sz w:val="15"/>
-              </w:rPr>
-              <w:t>1 HOOK</w:t>
-            </w:r>
-          </w:p>
-        </w:tc>
-        <w:tc>
-          <w:tcPr>
-            <w:tcW w:type="dxa" w:w="720"/>
-          </w:tcPr>
-          <w:p>
-            <w:pPr>
-              <w:spacing w:before="60" w:after="60" w:line="264" w:lineRule="auto"/>
-            </w:pPr>
-            <w:r/>
-            <w:r>
-              <w:rPr>
-                <w:b w:val="0"/>
-                <w:i w:val="0"/>
-                <w:sz w:val="15"/>
-              </w:rPr>
-              <w:t>5</w:t>
             </w:r>
           </w:p>
         </w:tc>
@@ -2194,103 +2194,6 @@
                 <w:i w:val="0"/>
                 <w:sz w:val="15"/>
               </w:rPr>
-              <w:t>NEW_V8_FS_11_A_FACTUAL_RECORD</w:t>
-            </w:r>
-          </w:p>
-        </w:tc>
-        <w:tc>
-          <w:tcPr>
-            <w:tcW w:type="dxa" w:w="3024"/>
-          </w:tcPr>
-          <w:p>
-            <w:pPr>
-              <w:spacing w:before="60" w:after="60" w:line="264" w:lineRule="auto"/>
-            </w:pPr>
-            <w:r/>
-            <w:r>
-              <w:rPr>
-                <w:b w:val="0"/>
-                <w:i w:val="0"/>
-                <w:sz w:val="15"/>
-              </w:rPr>
-              <w:t>5 THE IMPORTANT BOUNDARY</w:t>
-            </w:r>
-          </w:p>
-        </w:tc>
-        <w:tc>
-          <w:tcPr>
-            <w:tcW w:type="dxa" w:w="720"/>
-          </w:tcPr>
-          <w:p>
-            <w:pPr>
-              <w:spacing w:before="60" w:after="60" w:line="264" w:lineRule="auto"/>
-            </w:pPr>
-            <w:r/>
-            <w:r>
-              <w:rPr>
-                <w:b w:val="0"/>
-                <w:i w:val="0"/>
-                <w:sz w:val="15"/>
-              </w:rPr>
-              <w:t>2</w:t>
-            </w:r>
-          </w:p>
-        </w:tc>
-        <w:tc>
-          <w:tcPr>
-            <w:tcW w:type="dxa" w:w="864"/>
-          </w:tcPr>
-          <w:p>
-            <w:pPr>
-              <w:spacing w:before="60" w:after="60" w:line="264" w:lineRule="auto"/>
-            </w:pPr>
-            <w:r/>
-            <w:r>
-              <w:rPr>
-                <w:b w:val="0"/>
-                <w:i w:val="0"/>
-                <w:sz w:val="15"/>
-              </w:rPr>
-              <w:t>1</w:t>
-            </w:r>
-          </w:p>
-        </w:tc>
-        <w:tc>
-          <w:tcPr>
-            <w:tcW w:type="dxa" w:w="1728"/>
-          </w:tcPr>
-          <w:p>
-            <w:pPr>
-              <w:spacing w:before="60" w:after="60" w:line="264" w:lineRule="auto"/>
-            </w:pPr>
-            <w:r/>
-            <w:r>
-              <w:rPr>
-                <w:b w:val="0"/>
-                <w:i w:val="0"/>
-                <w:sz w:val="15"/>
-              </w:rPr>
-              <w:t>RE-ANCHORED</w:t>
-            </w:r>
-          </w:p>
-        </w:tc>
-      </w:tr>
-      <w:tr>
-        <w:tc>
-          <w:tcPr>
-            <w:tcW w:type="dxa" w:w="3312"/>
-          </w:tcPr>
-          <w:p>
-            <w:pPr>
-              <w:spacing w:before="60" w:after="60" w:line="264" w:lineRule="auto"/>
-            </w:pPr>
-            <w:r/>
-            <w:r>
-              <w:rPr>
-                <w:b w:val="0"/>
-                <w:i w:val="0"/>
-                <w:sz w:val="15"/>
-              </w:rPr>
               <w:t>NEW_V8_FS_05_IN_YOUR_OWN_WORDS</w:t>
             </w:r>
           </w:p>
@@ -2465,6 +2368,200 @@
                 <w:sz w:val="15"/>
               </w:rPr>
               <w:t>RE-ANCHORED</w:t>
+            </w:r>
+          </w:p>
+        </w:tc>
+      </w:tr>
+      <w:tr>
+        <w:tc>
+          <w:tcPr>
+            <w:tcW w:type="dxa" w:w="3312"/>
+          </w:tcPr>
+          <w:p>
+            <w:pPr>
+              <w:spacing w:before="60" w:after="60" w:line="264" w:lineRule="auto"/>
+            </w:pPr>
+            <w:r/>
+            <w:r>
+              <w:rPr>
+                <w:b w:val="0"/>
+                <w:i w:val="0"/>
+                <w:sz w:val="15"/>
+              </w:rPr>
+              <w:t>NEW_V8_FS_07_TEN_MINUTE_HABIT</w:t>
+            </w:r>
+          </w:p>
+        </w:tc>
+        <w:tc>
+          <w:tcPr>
+            <w:tcW w:type="dxa" w:w="3024"/>
+          </w:tcPr>
+          <w:p>
+            <w:pPr>
+              <w:spacing w:before="60" w:after="60" w:line="264" w:lineRule="auto"/>
+            </w:pPr>
+            <w:r/>
+            <w:r>
+              <w:rPr>
+                <w:b w:val="0"/>
+                <w:i w:val="0"/>
+                <w:sz w:val="15"/>
+              </w:rPr>
+              <w:t>8 HOOK</w:t>
+            </w:r>
+          </w:p>
+        </w:tc>
+        <w:tc>
+          <w:tcPr>
+            <w:tcW w:type="dxa" w:w="720"/>
+          </w:tcPr>
+          <w:p>
+            <w:pPr>
+              <w:spacing w:before="60" w:after="60" w:line="264" w:lineRule="auto"/>
+            </w:pPr>
+            <w:r/>
+            <w:r>
+              <w:rPr>
+                <w:b w:val="0"/>
+                <w:i w:val="0"/>
+                <w:sz w:val="15"/>
+              </w:rPr>
+              <w:t>1</w:t>
+            </w:r>
+          </w:p>
+        </w:tc>
+        <w:tc>
+          <w:tcPr>
+            <w:tcW w:type="dxa" w:w="864"/>
+          </w:tcPr>
+          <w:p>
+            <w:pPr>
+              <w:spacing w:before="60" w:after="60" w:line="264" w:lineRule="auto"/>
+            </w:pPr>
+            <w:r/>
+            <w:r>
+              <w:rPr>
+                <w:b w:val="0"/>
+                <w:i w:val="0"/>
+                <w:sz w:val="15"/>
+              </w:rPr>
+              <w:t>1</w:t>
+            </w:r>
+          </w:p>
+        </w:tc>
+        <w:tc>
+          <w:tcPr>
+            <w:tcW w:type="dxa" w:w="1728"/>
+          </w:tcPr>
+          <w:p>
+            <w:pPr>
+              <w:spacing w:before="60" w:after="60" w:line="264" w:lineRule="auto"/>
+            </w:pPr>
+            <w:r/>
+            <w:r>
+              <w:rPr>
+                <w:b w:val="0"/>
+                <w:i w:val="0"/>
+                <w:sz w:val="15"/>
+              </w:rPr>
+              <w:t>RE-CUED</w:t>
+            </w:r>
+          </w:p>
+        </w:tc>
+      </w:tr>
+      <w:tr>
+        <w:tc>
+          <w:tcPr>
+            <w:tcW w:type="dxa" w:w="3312"/>
+          </w:tcPr>
+          <w:p>
+            <w:pPr>
+              <w:spacing w:before="60" w:after="60" w:line="264" w:lineRule="auto"/>
+            </w:pPr>
+            <w:r/>
+            <w:r>
+              <w:rPr>
+                <w:b w:val="0"/>
+                <w:i w:val="0"/>
+                <w:sz w:val="15"/>
+              </w:rPr>
+              <w:t>NEW_V8_FS_08_CAREER_HYGIENE</w:t>
+            </w:r>
+          </w:p>
+        </w:tc>
+        <w:tc>
+          <w:tcPr>
+            <w:tcW w:type="dxa" w:w="3024"/>
+          </w:tcPr>
+          <w:p>
+            <w:pPr>
+              <w:spacing w:before="60" w:after="60" w:line="264" w:lineRule="auto"/>
+            </w:pPr>
+            <w:r/>
+            <w:r>
+              <w:rPr>
+                <w:b w:val="0"/>
+                <w:i w:val="0"/>
+                <w:sz w:val="15"/>
+              </w:rPr>
+              <w:t>9 WATCH NEXT</w:t>
+            </w:r>
+          </w:p>
+        </w:tc>
+        <w:tc>
+          <w:tcPr>
+            <w:tcW w:type="dxa" w:w="720"/>
+          </w:tcPr>
+          <w:p>
+            <w:pPr>
+              <w:spacing w:before="60" w:after="60" w:line="264" w:lineRule="auto"/>
+            </w:pPr>
+            <w:r/>
+            <w:r>
+              <w:rPr>
+                <w:b w:val="0"/>
+                <w:i w:val="0"/>
+                <w:sz w:val="15"/>
+              </w:rPr>
+              <w:t>2</w:t>
+            </w:r>
+          </w:p>
+        </w:tc>
+        <w:tc>
+          <w:tcPr>
+            <w:tcW w:type="dxa" w:w="864"/>
+          </w:tcPr>
+          <w:p>
+            <w:pPr>
+              <w:spacing w:before="60" w:after="60" w:line="264" w:lineRule="auto"/>
+            </w:pPr>
+            <w:r/>
+            <w:r>
+              <w:rPr>
+                <w:b w:val="0"/>
+                <w:i w:val="0"/>
+                <w:sz w:val="15"/>
+              </w:rPr>
+              <w:t>1</w:t>
+            </w:r>
+          </w:p>
+        </w:tc>
+        <w:tc>
+          <w:tcPr>
+            <w:tcW w:type="dxa" w:w="1728"/>
+          </w:tcPr>
+          <w:p>
+            <w:pPr>
+              <w:spacing w:before="60" w:after="60" w:line="264" w:lineRule="auto"/>
+            </w:pPr>
+            <w:r/>
+            <w:r>
+              <w:rPr>
+                <w:b w:val="0"/>
+                <w:i w:val="0"/>
+                <w:sz w:val="15"/>
+              </w:rPr>
+              <w:t>RE-CUED</w:t>
             </w:r>
           </w:p>
         </w:tc>
@@ -2718,103 +2815,6 @@
                 <w:sz w:val="15"/>
               </w:rPr>
               <w:t>2</w:t>
-            </w:r>
-          </w:p>
-        </w:tc>
-        <w:tc>
-          <w:tcPr>
-            <w:tcW w:type="dxa" w:w="864"/>
-          </w:tcPr>
-          <w:p>
-            <w:pPr>
-              <w:spacing w:before="60" w:after="60" w:line="264" w:lineRule="auto"/>
-            </w:pPr>
-            <w:r/>
-            <w:r>
-              <w:rPr>
-                <w:b w:val="0"/>
-                <w:i w:val="0"/>
-                <w:sz w:val="15"/>
-              </w:rPr>
-              <w:t>1</w:t>
-            </w:r>
-          </w:p>
-        </w:tc>
-        <w:tc>
-          <w:tcPr>
-            <w:tcW w:type="dxa" w:w="1728"/>
-          </w:tcPr>
-          <w:p>
-            <w:pPr>
-              <w:spacing w:before="60" w:after="60" w:line="264" w:lineRule="auto"/>
-            </w:pPr>
-            <w:r/>
-            <w:r>
-              <w:rPr>
-                <w:b w:val="0"/>
-                <w:i w:val="0"/>
-                <w:sz w:val="15"/>
-              </w:rPr>
-              <w:t>RE-ANCHORED</w:t>
-            </w:r>
-          </w:p>
-        </w:tc>
-      </w:tr>
-      <w:tr>
-        <w:tc>
-          <w:tcPr>
-            <w:tcW w:type="dxa" w:w="3312"/>
-          </w:tcPr>
-          <w:p>
-            <w:pPr>
-              <w:spacing w:before="60" w:after="60" w:line="264" w:lineRule="auto"/>
-            </w:pPr>
-            <w:r/>
-            <w:r>
-              <w:rPr>
-                <w:b w:val="0"/>
-                <w:i w:val="0"/>
-                <w:sz w:val="15"/>
-              </w:rPr>
-              <w:t>NEW_V8_FS_08_CAREER_HYGIENE</w:t>
-            </w:r>
-          </w:p>
-        </w:tc>
-        <w:tc>
-          <w:tcPr>
-            <w:tcW w:type="dxa" w:w="3024"/>
-          </w:tcPr>
-          <w:p>
-            <w:pPr>
-              <w:spacing w:before="60" w:after="60" w:line="264" w:lineRule="auto"/>
-            </w:pPr>
-            <w:r/>
-            <w:r>
-              <w:rPr>
-                <w:b w:val="0"/>
-                <w:i w:val="0"/>
-                <w:sz w:val="15"/>
-              </w:rPr>
-              <w:t>16 WATCH NEXT</w:t>
-            </w:r>
-          </w:p>
-        </w:tc>
-        <w:tc>
-          <w:tcPr>
-            <w:tcW w:type="dxa" w:w="720"/>
-          </w:tcPr>
-          <w:p>
-            <w:pPr>
-              <w:spacing w:before="60" w:after="60" w:line="264" w:lineRule="auto"/>
-            </w:pPr>
-            <w:r/>
-            <w:r>
-              <w:rPr>
-                <w:b w:val="0"/>
-                <w:i w:val="0"/>
-                <w:sz w:val="15"/>
-              </w:rPr>
-              <w:t>1</w:t>
             </w:r>
           </w:p>
         </w:tc>

--- a/deliverables/V4-V11_SYNC/PACKAGES/NEW_V08_Synchronized_Production_Package/02_RUN_OF_SHOW/Run_of_Show.docx
+++ b/deliverables/V4-V11_SYNC/PACKAGES/NEW_V08_Synchronized_Production_Package/02_RUN_OF_SHOW/Run_of_Show.docx
@@ -144,7 +144,7 @@
         <w:rPr>
           <w:sz w:val="21"/>
         </w:rPr>
-        <w:t>Wednesday, September 16, 2026 | 3:16 PM CT</w:t>
+        <w:t>Wednesday, September 16, 2026 | 3:21 PM CT</w:t>
       </w:r>
     </w:p>
     <w:p>

--- a/deliverables/V4-V11_SYNC/PACKAGES/NEW_V08_Synchronized_Production_Package/02_RUN_OF_SHOW/Run_of_Show.docx
+++ b/deliverables/V4-V11_SYNC/PACKAGES/NEW_V08_Synchronized_Production_Package/02_RUN_OF_SHOW/Run_of_Show.docx
@@ -144,7 +144,7 @@
         <w:rPr>
           <w:sz w:val="21"/>
         </w:rPr>
-        <w:t>Wednesday, September 16, 2026 | 3:21 PM CT</w:t>
+        <w:t>Thursday, September 17, 2026 | 8:55 AM CT</w:t>
       </w:r>
     </w:p>
     <w:p>
@@ -1558,7 +1558,7 @@
           <w:color w:val="112345"/>
           <w:sz w:val="26"/>
         </w:rPr>
-        <w:t>FULL-SCREEN CUES, ONE LOCATION EACH</w:t>
+        <w:t>FULL-SCREEN CUES, ONE LOCATION EACH. ACTIVE ONLY.</w:t>
       </w:r>
     </w:p>
     <w:tbl>
@@ -2407,7 +2407,7 @@
                 <w:i w:val="0"/>
                 <w:sz w:val="15"/>
               </w:rPr>
-              <w:t>8 HOOK</w:t>
+              <w:t>8 THE 10-MINUTE HABIT</w:t>
             </w:r>
           </w:p>
         </w:tc>
@@ -2504,7 +2504,7 @@
                 <w:i w:val="0"/>
                 <w:sz w:val="15"/>
               </w:rPr>
-              <w:t>9 WATCH NEXT</w:t>
+              <w:t>9 WHEN THE EXIT IS SUDDEN</w:t>
             </w:r>
           </w:p>
         </w:tc>
@@ -2971,8 +2971,177 @@
           <w:color w:val="5A6B82"/>
           <w:sz w:val="19"/>
         </w:rPr>
-        <w:t>Every cue resolves to one section and one paragraph. RE-ANCHORED means the card is unchanged and only its placement moved to the reconciled script.</w:t>
+        <w:t>Every cue resolves to one section and one paragraph, and every label and trigger above is read from the reconciled script at that location. RE-ANCHORED means the card is unchanged and only its placement moved. RE-CUED means the card was cued in the wrong place and was moved to the section its own copy belongs to.</w:t>
       </w:r>
+    </w:p>
+    <w:p>
+      <w:pPr>
+        <w:spacing w:before="200" w:after="60"/>
+        <w:keepNext w:val="1"/>
+        <w:keepLines w:val="1"/>
+      </w:pPr>
+      <w:r>
+        <w:rPr>
+          <w:b/>
+          <w:i w:val="0"/>
+          <w:color w:val="8A6D1E"/>
+          <w:sz w:val="17"/>
+        </w:rPr>
+        <w:t>RETIRED. INACTIVE. NOT CUED ANYWHERE IN THIS VIDEO.</w:t>
+      </w:r>
+    </w:p>
+    <w:tbl>
+      <w:tblPr>
+        <w:tblW w:type="auto" w:w="0"/>
+        <w:jc w:val="left"/>
+        <w:tblBorders>
+          <w:top w:val="single" w:sz="4" w:space="0" w:color="C9BFA8"/>
+          <w:left w:val="single" w:sz="4" w:space="0" w:color="C9BFA8"/>
+          <w:bottom w:val="single" w:sz="4" w:space="0" w:color="C9BFA8"/>
+          <w:right w:val="single" w:sz="4" w:space="0" w:color="C9BFA8"/>
+          <w:insideH w:val="single" w:sz="4" w:space="0" w:color="C9BFA8"/>
+          <w:insideV w:val="single" w:sz="4" w:space="0" w:color="C9BFA8"/>
+        </w:tblBorders>
+        <w:tblLayout w:type="fixed"/>
+        <w:tblLook w:firstColumn="1" w:firstRow="1" w:lastColumn="0" w:lastRow="0" w:noHBand="0" w:noVBand="1" w:val="04A0"/>
+      </w:tblPr>
+      <w:tblGrid>
+        <w:gridCol w:w="3216"/>
+        <w:gridCol w:w="3216"/>
+        <w:gridCol w:w="3216"/>
+      </w:tblGrid>
+      <w:tr>
+        <w:trPr>
+          <w:tblHeader w:val="true"/>
+        </w:trPr>
+        <w:tc>
+          <w:tcPr>
+            <w:tcW w:type="dxa" w:w="3312"/>
+            <w:shd w:val="clear" w:color="auto" w:fill="F3EFE6"/>
+          </w:tcPr>
+          <w:p>
+            <w:pPr>
+              <w:spacing w:before="60" w:after="60" w:line="264" w:lineRule="auto"/>
+            </w:pPr>
+            <w:r/>
+            <w:r>
+              <w:rPr>
+                <w:b/>
+                <w:i w:val="0"/>
+                <w:color w:val="112345"/>
+                <w:sz w:val="17"/>
+              </w:rPr>
+              <w:t>ASSET FAMILY</w:t>
+            </w:r>
+          </w:p>
+        </w:tc>
+        <w:tc>
+          <w:tcPr>
+            <w:tcW w:type="dxa" w:w="1152"/>
+            <w:shd w:val="clear" w:color="auto" w:fill="F3EFE6"/>
+          </w:tcPr>
+          <w:p>
+            <w:pPr>
+              <w:spacing w:before="60" w:after="60" w:line="264" w:lineRule="auto"/>
+            </w:pPr>
+            <w:r/>
+            <w:r>
+              <w:rPr>
+                <w:b/>
+                <w:i w:val="0"/>
+                <w:color w:val="112345"/>
+                <w:sz w:val="17"/>
+              </w:rPr>
+              <w:t>STATUS</w:t>
+            </w:r>
+          </w:p>
+        </w:tc>
+        <w:tc>
+          <w:tcPr>
+            <w:tcW w:type="dxa" w:w="5184"/>
+            <w:shd w:val="clear" w:color="auto" w:fill="F3EFE6"/>
+          </w:tcPr>
+          <w:p>
+            <w:pPr>
+              <w:spacing w:before="60" w:after="60" w:line="264" w:lineRule="auto"/>
+            </w:pPr>
+            <w:r/>
+            <w:r>
+              <w:rPr>
+                <w:b/>
+                <w:i w:val="0"/>
+                <w:color w:val="112345"/>
+                <w:sz w:val="17"/>
+              </w:rPr>
+              <w:t>WHY</w:t>
+            </w:r>
+          </w:p>
+        </w:tc>
+      </w:tr>
+      <w:tr>
+        <w:tc>
+          <w:tcPr>
+            <w:tcW w:type="dxa" w:w="3312"/>
+          </w:tcPr>
+          <w:p>
+            <w:pPr>
+              <w:spacing w:before="60" w:after="60" w:line="264" w:lineRule="auto"/>
+            </w:pPr>
+            <w:r/>
+            <w:r>
+              <w:rPr>
+                <w:b w:val="0"/>
+                <w:i w:val="0"/>
+                <w:sz w:val="15"/>
+              </w:rPr>
+              <w:t>NEW_V8_FS_11_A_FACTUAL_RECORD</w:t>
+            </w:r>
+          </w:p>
+        </w:tc>
+        <w:tc>
+          <w:tcPr>
+            <w:tcW w:type="dxa" w:w="1152"/>
+          </w:tcPr>
+          <w:p>
+            <w:pPr>
+              <w:spacing w:before="60" w:after="60" w:line="264" w:lineRule="auto"/>
+            </w:pPr>
+            <w:r/>
+            <w:r>
+              <w:rPr>
+                <w:b w:val="0"/>
+                <w:i w:val="0"/>
+                <w:sz w:val="15"/>
+              </w:rPr>
+              <w:t>RETIRED</w:t>
+            </w:r>
+          </w:p>
+        </w:tc>
+        <w:tc>
+          <w:tcPr>
+            <w:tcW w:type="dxa" w:w="5184"/>
+          </w:tcPr>
+          <w:p>
+            <w:pPr>
+              <w:spacing w:before="60" w:after="60" w:line="264" w:lineRule="auto"/>
+            </w:pPr>
+            <w:r/>
+            <w:r>
+              <w:rPr>
+                <w:b w:val="0"/>
+                <w:i w:val="0"/>
+                <w:sz w:val="15"/>
+              </w:rPr>
+              <w:t>After the authorized copy update this card reads NOT the company's property / THIS a lawful record of your own work, which is what FS_04 already says on the same paragraph. Playing both is playing a state to retain it. The design and the update are preserved in the ledger; only the cue is withdrawn.</w:t>
+            </w:r>
+          </w:p>
+        </w:tc>
+      </w:tr>
+    </w:tbl>
+    <w:p>
+      <w:pPr>
+        <w:spacing w:after="120"/>
+      </w:pPr>
     </w:p>
     <w:p>
       <w:pPr>

--- a/deliverables/V4-V11_SYNC/PACKAGES/NEW_V08_Synchronized_Production_Package/02_RUN_OF_SHOW/Run_of_Show.docx
+++ b/deliverables/V4-V11_SYNC/PACKAGES/NEW_V08_Synchronized_Production_Package/02_RUN_OF_SHOW/Run_of_Show.docx
@@ -144,7 +144,7 @@
         <w:rPr>
           <w:sz w:val="21"/>
         </w:rPr>
-        <w:t>Thursday, September 17, 2026 | 8:55 AM CT</w:t>
+        <w:t>Thursday, September 17, 2026 | 12:57 PM CT</w:t>
       </w:r>
     </w:p>
     <w:p>

--- a/deliverables/V4-V11_SYNC/PACKAGES/NEW_V08_Synchronized_Production_Package/02_RUN_OF_SHOW/Run_of_Show.docx
+++ b/deliverables/V4-V11_SYNC/PACKAGES/NEW_V08_Synchronized_Production_Package/02_RUN_OF_SHOW/Run_of_Show.docx
@@ -144,7 +144,7 @@
         <w:rPr>
           <w:sz w:val="21"/>
         </w:rPr>
-        <w:t>Thursday, September 17, 2026 | 12:57 PM CT</w:t>
+        <w:t>Saturday, September 19, 2026 | 6:36 AM CT</w:t>
       </w:r>
     </w:p>
     <w:p>
@@ -1558,7 +1558,7 @@
           <w:color w:val="112345"/>
           <w:sz w:val="26"/>
         </w:rPr>
-        <w:t>FULL-SCREEN CUES, ONE LOCATION EACH. ACTIVE ONLY.</w:t>
+        <w:t>THE EVENT LIST. EVERY SHOT, IN SPOKEN ORDER.</w:t>
       </w:r>
     </w:p>
     <w:tbl>
@@ -1577,11 +1577,12 @@
         <w:tblLook w:firstColumn="1" w:firstRow="1" w:lastColumn="0" w:lastRow="0" w:noHBand="0" w:noVBand="1" w:val="04A0"/>
       </w:tblPr>
       <w:tblGrid>
-        <w:gridCol w:w="1930"/>
-        <w:gridCol w:w="1930"/>
-        <w:gridCol w:w="1930"/>
-        <w:gridCol w:w="1930"/>
-        <w:gridCol w:w="1930"/>
+        <w:gridCol w:w="1608"/>
+        <w:gridCol w:w="1608"/>
+        <w:gridCol w:w="1608"/>
+        <w:gridCol w:w="1608"/>
+        <w:gridCol w:w="1608"/>
+        <w:gridCol w:w="1608"/>
       </w:tblGrid>
       <w:tr>
         <w:trPr>
@@ -1589,7 +1590,91 @@
         </w:trPr>
         <w:tc>
           <w:tcPr>
-            <w:tcW w:type="dxa" w:w="3312"/>
+            <w:tcW w:type="dxa" w:w="1152"/>
+            <w:shd w:val="clear" w:color="auto" w:fill="F3EFE6"/>
+          </w:tcPr>
+          <w:p>
+            <w:pPr>
+              <w:spacing w:before="60" w:after="60" w:line="264" w:lineRule="auto"/>
+            </w:pPr>
+            <w:r/>
+            <w:r>
+              <w:rPr>
+                <w:b/>
+                <w:i w:val="0"/>
+                <w:color w:val="112345"/>
+                <w:sz w:val="17"/>
+              </w:rPr>
+              <w:t>EVENT</w:t>
+            </w:r>
+          </w:p>
+        </w:tc>
+        <w:tc>
+          <w:tcPr>
+            <w:tcW w:type="dxa" w:w="1296"/>
+            <w:shd w:val="clear" w:color="auto" w:fill="F3EFE6"/>
+          </w:tcPr>
+          <w:p>
+            <w:pPr>
+              <w:spacing w:before="60" w:after="60" w:line="264" w:lineRule="auto"/>
+            </w:pPr>
+            <w:r/>
+            <w:r>
+              <w:rPr>
+                <w:b/>
+                <w:i w:val="0"/>
+                <w:color w:val="112345"/>
+                <w:sz w:val="17"/>
+              </w:rPr>
+              <w:t>MODE</w:t>
+            </w:r>
+          </w:p>
+        </w:tc>
+        <w:tc>
+          <w:tcPr>
+            <w:tcW w:type="dxa" w:w="2448"/>
+            <w:shd w:val="clear" w:color="auto" w:fill="F3EFE6"/>
+          </w:tcPr>
+          <w:p>
+            <w:pPr>
+              <w:spacing w:before="60" w:after="60" w:line="264" w:lineRule="auto"/>
+            </w:pPr>
+            <w:r/>
+            <w:r>
+              <w:rPr>
+                <w:b/>
+                <w:i w:val="0"/>
+                <w:color w:val="112345"/>
+                <w:sz w:val="17"/>
+              </w:rPr>
+              <w:t>SECTION</w:t>
+            </w:r>
+          </w:p>
+        </w:tc>
+        <w:tc>
+          <w:tcPr>
+            <w:tcW w:type="dxa" w:w="1152"/>
+            <w:shd w:val="clear" w:color="auto" w:fill="F3EFE6"/>
+          </w:tcPr>
+          <w:p>
+            <w:pPr>
+              <w:spacing w:before="60" w:after="60" w:line="264" w:lineRule="auto"/>
+            </w:pPr>
+            <w:r/>
+            <w:r>
+              <w:rPr>
+                <w:b/>
+                <w:i w:val="0"/>
+                <w:color w:val="112345"/>
+                <w:sz w:val="17"/>
+              </w:rPr>
+              <w:t>PARAGRAPHS</w:t>
+            </w:r>
+          </w:p>
+        </w:tc>
+        <w:tc>
+          <w:tcPr>
+            <w:tcW w:type="dxa" w:w="2880"/>
             <w:shd w:val="clear" w:color="auto" w:fill="F3EFE6"/>
           </w:tcPr>
           <w:p>
@@ -1610,49 +1695,7 @@
         </w:tc>
         <w:tc>
           <w:tcPr>
-            <w:tcW w:type="dxa" w:w="3024"/>
-            <w:shd w:val="clear" w:color="auto" w:fill="F3EFE6"/>
-          </w:tcPr>
-          <w:p>
-            <w:pPr>
-              <w:spacing w:before="60" w:after="60" w:line="264" w:lineRule="auto"/>
-            </w:pPr>
-            <w:r/>
-            <w:r>
-              <w:rPr>
-                <w:b/>
-                <w:i w:val="0"/>
-                <w:color w:val="112345"/>
-                <w:sz w:val="17"/>
-              </w:rPr>
-              <w:t>SECTION</w:t>
-            </w:r>
-          </w:p>
-        </w:tc>
-        <w:tc>
-          <w:tcPr>
             <w:tcW w:type="dxa" w:w="720"/>
-            <w:shd w:val="clear" w:color="auto" w:fill="F3EFE6"/>
-          </w:tcPr>
-          <w:p>
-            <w:pPr>
-              <w:spacing w:before="60" w:after="60" w:line="264" w:lineRule="auto"/>
-            </w:pPr>
-            <w:r/>
-            <w:r>
-              <w:rPr>
-                <w:b/>
-                <w:i w:val="0"/>
-                <w:color w:val="112345"/>
-                <w:sz w:val="17"/>
-              </w:rPr>
-              <w:t>PARA</w:t>
-            </w:r>
-          </w:p>
-        </w:tc>
-        <w:tc>
-          <w:tcPr>
-            <w:tcW w:type="dxa" w:w="864"/>
             <w:shd w:val="clear" w:color="auto" w:fill="F3EFE6"/>
           </w:tcPr>
           <w:p>
@@ -1671,9 +1714,1927 @@
             </w:r>
           </w:p>
         </w:tc>
+      </w:tr>
+      <w:tr>
         <w:tc>
           <w:tcPr>
-            <w:tcW w:type="dxa" w:w="1728"/>
+            <w:tcW w:type="dxa" w:w="1152"/>
+          </w:tcPr>
+          <w:p>
+            <w:pPr>
+              <w:spacing w:before="60" w:after="60" w:line="264" w:lineRule="auto"/>
+            </w:pPr>
+            <w:r/>
+            <w:r>
+              <w:rPr>
+                <w:b w:val="0"/>
+                <w:i w:val="0"/>
+                <w:sz w:val="14"/>
+              </w:rPr>
+              <w:t>V8-O01</w:t>
+            </w:r>
+          </w:p>
+        </w:tc>
+        <w:tc>
+          <w:tcPr>
+            <w:tcW w:type="dxa" w:w="1296"/>
+          </w:tcPr>
+          <w:p>
+            <w:pPr>
+              <w:spacing w:before="60" w:after="60" w:line="264" w:lineRule="auto"/>
+            </w:pPr>
+            <w:r/>
+            <w:r>
+              <w:rPr>
+                <w:b w:val="0"/>
+                <w:i w:val="0"/>
+                <w:sz w:val="14"/>
+              </w:rPr>
+              <w:t>CAMERA</w:t>
+            </w:r>
+          </w:p>
+        </w:tc>
+        <w:tc>
+          <w:tcPr>
+            <w:tcW w:type="dxa" w:w="2448"/>
+          </w:tcPr>
+          <w:p>
+            <w:pPr>
+              <w:spacing w:before="60" w:after="60" w:line="264" w:lineRule="auto"/>
+            </w:pPr>
+            <w:r/>
+            <w:r>
+              <w:rPr>
+                <w:b w:val="0"/>
+                <w:i w:val="0"/>
+                <w:sz w:val="14"/>
+              </w:rPr>
+              <w:t>1 HOOK</w:t>
+            </w:r>
+          </w:p>
+        </w:tc>
+        <w:tc>
+          <w:tcPr>
+            <w:tcW w:type="dxa" w:w="1152"/>
+          </w:tcPr>
+          <w:p>
+            <w:pPr>
+              <w:spacing w:before="60" w:after="60" w:line="264" w:lineRule="auto"/>
+            </w:pPr>
+            <w:r/>
+            <w:r>
+              <w:rPr>
+                <w:b w:val="0"/>
+                <w:i w:val="0"/>
+                <w:sz w:val="14"/>
+              </w:rPr>
+              <w:t>1</w:t>
+            </w:r>
+          </w:p>
+        </w:tc>
+        <w:tc>
+          <w:tcPr>
+            <w:tcW w:type="dxa" w:w="2880"/>
+          </w:tcPr>
+          <w:p>
+            <w:pPr>
+              <w:spacing w:before="60" w:after="60" w:line="264" w:lineRule="auto"/>
+            </w:pPr>
+            <w:r/>
+            <w:r>
+              <w:rPr>
+                <w:b w:val="0"/>
+                <w:i w:val="0"/>
+                <w:sz w:val="14"/>
+              </w:rPr>
+              <w:t>camera</w:t>
+            </w:r>
+          </w:p>
+        </w:tc>
+        <w:tc>
+          <w:tcPr>
+            <w:tcW w:type="dxa" w:w="720"/>
+          </w:tcPr>
+          <w:p>
+            <w:pPr>
+              <w:spacing w:before="60" w:after="60" w:line="264" w:lineRule="auto"/>
+            </w:pPr>
+            <w:r/>
+            <w:r>
+              <w:rPr>
+                <w:b w:val="0"/>
+                <w:i w:val="0"/>
+                <w:sz w:val="14"/>
+              </w:rPr>
+              <w:t>0</w:t>
+            </w:r>
+          </w:p>
+        </w:tc>
+      </w:tr>
+      <w:tr>
+        <w:tc>
+          <w:tcPr>
+            <w:tcW w:type="dxa" w:w="1152"/>
+          </w:tcPr>
+          <w:p>
+            <w:pPr>
+              <w:spacing w:before="60" w:after="60" w:line="264" w:lineRule="auto"/>
+            </w:pPr>
+            <w:r/>
+            <w:r>
+              <w:rPr>
+                <w:b w:val="0"/>
+                <w:i w:val="0"/>
+                <w:sz w:val="14"/>
+              </w:rPr>
+              <w:t>V8-O02</w:t>
+            </w:r>
+          </w:p>
+        </w:tc>
+        <w:tc>
+          <w:tcPr>
+            <w:tcW w:type="dxa" w:w="1296"/>
+          </w:tcPr>
+          <w:p>
+            <w:pPr>
+              <w:spacing w:before="60" w:after="60" w:line="264" w:lineRule="auto"/>
+            </w:pPr>
+            <w:r/>
+            <w:r>
+              <w:rPr>
+                <w:b w:val="0"/>
+                <w:i w:val="0"/>
+                <w:sz w:val="14"/>
+              </w:rPr>
+              <w:t>FULL SCREEN</w:t>
+            </w:r>
+          </w:p>
+        </w:tc>
+        <w:tc>
+          <w:tcPr>
+            <w:tcW w:type="dxa" w:w="2448"/>
+          </w:tcPr>
+          <w:p>
+            <w:pPr>
+              <w:spacing w:before="60" w:after="60" w:line="264" w:lineRule="auto"/>
+            </w:pPr>
+            <w:r/>
+            <w:r>
+              <w:rPr>
+                <w:b w:val="0"/>
+                <w:i w:val="0"/>
+                <w:sz w:val="14"/>
+              </w:rPr>
+              <w:t>1 HOOK</w:t>
+            </w:r>
+          </w:p>
+        </w:tc>
+        <w:tc>
+          <w:tcPr>
+            <w:tcW w:type="dxa" w:w="1152"/>
+          </w:tcPr>
+          <w:p>
+            <w:pPr>
+              <w:spacing w:before="60" w:after="60" w:line="264" w:lineRule="auto"/>
+            </w:pPr>
+            <w:r/>
+            <w:r>
+              <w:rPr>
+                <w:b w:val="0"/>
+                <w:i w:val="0"/>
+                <w:sz w:val="14"/>
+              </w:rPr>
+              <w:t>1 to 2</w:t>
+            </w:r>
+          </w:p>
+        </w:tc>
+        <w:tc>
+          <w:tcPr>
+            <w:tcW w:type="dxa" w:w="2880"/>
+          </w:tcPr>
+          <w:p>
+            <w:pPr>
+              <w:spacing w:before="60" w:after="60" w:line="264" w:lineRule="auto"/>
+            </w:pPr>
+            <w:r/>
+            <w:r>
+              <w:rPr>
+                <w:b w:val="0"/>
+                <w:i w:val="0"/>
+                <w:sz w:val="14"/>
+              </w:rPr>
+              <w:t>NEW_V8_FS_00_ACCESS_UNAVAILABLE</w:t>
+            </w:r>
+          </w:p>
+        </w:tc>
+        <w:tc>
+          <w:tcPr>
+            <w:tcW w:type="dxa" w:w="720"/>
+          </w:tcPr>
+          <w:p>
+            <w:pPr>
+              <w:spacing w:before="60" w:after="60" w:line="264" w:lineRule="auto"/>
+            </w:pPr>
+            <w:r/>
+            <w:r>
+              <w:rPr>
+                <w:b w:val="0"/>
+                <w:i w:val="0"/>
+                <w:sz w:val="14"/>
+              </w:rPr>
+              <w:t>1</w:t>
+            </w:r>
+          </w:p>
+        </w:tc>
+      </w:tr>
+      <w:tr>
+        <w:tc>
+          <w:tcPr>
+            <w:tcW w:type="dxa" w:w="1152"/>
+          </w:tcPr>
+          <w:p>
+            <w:pPr>
+              <w:spacing w:before="60" w:after="60" w:line="264" w:lineRule="auto"/>
+            </w:pPr>
+            <w:r/>
+            <w:r>
+              <w:rPr>
+                <w:b w:val="0"/>
+                <w:i w:val="0"/>
+                <w:sz w:val="14"/>
+              </w:rPr>
+              <w:t>V8-O03</w:t>
+            </w:r>
+          </w:p>
+        </w:tc>
+        <w:tc>
+          <w:tcPr>
+            <w:tcW w:type="dxa" w:w="1296"/>
+          </w:tcPr>
+          <w:p>
+            <w:pPr>
+              <w:spacing w:before="60" w:after="60" w:line="264" w:lineRule="auto"/>
+            </w:pPr>
+            <w:r/>
+            <w:r>
+              <w:rPr>
+                <w:b w:val="0"/>
+                <w:i w:val="0"/>
+                <w:sz w:val="14"/>
+              </w:rPr>
+              <w:t>CAMERA</w:t>
+            </w:r>
+          </w:p>
+        </w:tc>
+        <w:tc>
+          <w:tcPr>
+            <w:tcW w:type="dxa" w:w="2448"/>
+          </w:tcPr>
+          <w:p>
+            <w:pPr>
+              <w:spacing w:before="60" w:after="60" w:line="264" w:lineRule="auto"/>
+            </w:pPr>
+            <w:r/>
+            <w:r>
+              <w:rPr>
+                <w:b w:val="0"/>
+                <w:i w:val="0"/>
+                <w:sz w:val="14"/>
+              </w:rPr>
+              <w:t>1 HOOK</w:t>
+            </w:r>
+          </w:p>
+        </w:tc>
+        <w:tc>
+          <w:tcPr>
+            <w:tcW w:type="dxa" w:w="1152"/>
+          </w:tcPr>
+          <w:p>
+            <w:pPr>
+              <w:spacing w:before="60" w:after="60" w:line="264" w:lineRule="auto"/>
+            </w:pPr>
+            <w:r/>
+            <w:r>
+              <w:rPr>
+                <w:b w:val="0"/>
+                <w:i w:val="0"/>
+                <w:sz w:val="14"/>
+              </w:rPr>
+              <w:t>3</w:t>
+            </w:r>
+          </w:p>
+        </w:tc>
+        <w:tc>
+          <w:tcPr>
+            <w:tcW w:type="dxa" w:w="2880"/>
+          </w:tcPr>
+          <w:p>
+            <w:pPr>
+              <w:spacing w:before="60" w:after="60" w:line="264" w:lineRule="auto"/>
+            </w:pPr>
+            <w:r/>
+            <w:r>
+              <w:rPr>
+                <w:b w:val="0"/>
+                <w:i w:val="0"/>
+                <w:sz w:val="14"/>
+              </w:rPr>
+              <w:t>camera</w:t>
+            </w:r>
+          </w:p>
+        </w:tc>
+        <w:tc>
+          <w:tcPr>
+            <w:tcW w:type="dxa" w:w="720"/>
+          </w:tcPr>
+          <w:p>
+            <w:pPr>
+              <w:spacing w:before="60" w:after="60" w:line="264" w:lineRule="auto"/>
+            </w:pPr>
+            <w:r/>
+            <w:r>
+              <w:rPr>
+                <w:b w:val="0"/>
+                <w:i w:val="0"/>
+                <w:sz w:val="14"/>
+              </w:rPr>
+              <w:t>0</w:t>
+            </w:r>
+          </w:p>
+        </w:tc>
+      </w:tr>
+      <w:tr>
+        <w:tc>
+          <w:tcPr>
+            <w:tcW w:type="dxa" w:w="1152"/>
+          </w:tcPr>
+          <w:p>
+            <w:pPr>
+              <w:spacing w:before="60" w:after="60" w:line="264" w:lineRule="auto"/>
+            </w:pPr>
+            <w:r/>
+            <w:r>
+              <w:rPr>
+                <w:b w:val="0"/>
+                <w:i w:val="0"/>
+                <w:sz w:val="14"/>
+              </w:rPr>
+              <w:t>V8-O04</w:t>
+            </w:r>
+          </w:p>
+        </w:tc>
+        <w:tc>
+          <w:tcPr>
+            <w:tcW w:type="dxa" w:w="1296"/>
+          </w:tcPr>
+          <w:p>
+            <w:pPr>
+              <w:spacing w:before="60" w:after="60" w:line="264" w:lineRule="auto"/>
+            </w:pPr>
+            <w:r/>
+            <w:r>
+              <w:rPr>
+                <w:b w:val="0"/>
+                <w:i w:val="0"/>
+                <w:sz w:val="14"/>
+              </w:rPr>
+              <w:t>FULL SCREEN</w:t>
+            </w:r>
+          </w:p>
+        </w:tc>
+        <w:tc>
+          <w:tcPr>
+            <w:tcW w:type="dxa" w:w="2448"/>
+          </w:tcPr>
+          <w:p>
+            <w:pPr>
+              <w:spacing w:before="60" w:after="60" w:line="264" w:lineRule="auto"/>
+            </w:pPr>
+            <w:r/>
+            <w:r>
+              <w:rPr>
+                <w:b w:val="0"/>
+                <w:i w:val="0"/>
+                <w:sz w:val="14"/>
+              </w:rPr>
+              <w:t>1 HOOK</w:t>
+            </w:r>
+          </w:p>
+        </w:tc>
+        <w:tc>
+          <w:tcPr>
+            <w:tcW w:type="dxa" w:w="1152"/>
+          </w:tcPr>
+          <w:p>
+            <w:pPr>
+              <w:spacing w:before="60" w:after="60" w:line="264" w:lineRule="auto"/>
+            </w:pPr>
+            <w:r/>
+            <w:r>
+              <w:rPr>
+                <w:b w:val="0"/>
+                <w:i w:val="0"/>
+                <w:sz w:val="14"/>
+              </w:rPr>
+              <w:t>3</w:t>
+            </w:r>
+          </w:p>
+        </w:tc>
+        <w:tc>
+          <w:tcPr>
+            <w:tcW w:type="dxa" w:w="2880"/>
+          </w:tcPr>
+          <w:p>
+            <w:pPr>
+              <w:spacing w:before="60" w:after="60" w:line="264" w:lineRule="auto"/>
+            </w:pPr>
+            <w:r/>
+            <w:r>
+              <w:rPr>
+                <w:b w:val="0"/>
+                <w:i w:val="0"/>
+                <w:sz w:val="14"/>
+              </w:rPr>
+              <w:t>NEW_V8_FS_01_MEMORY_NOT_PROOF</w:t>
+            </w:r>
+          </w:p>
+        </w:tc>
+        <w:tc>
+          <w:tcPr>
+            <w:tcW w:type="dxa" w:w="720"/>
+          </w:tcPr>
+          <w:p>
+            <w:pPr>
+              <w:spacing w:before="60" w:after="60" w:line="264" w:lineRule="auto"/>
+            </w:pPr>
+            <w:r/>
+            <w:r>
+              <w:rPr>
+                <w:b w:val="0"/>
+                <w:i w:val="0"/>
+                <w:sz w:val="14"/>
+              </w:rPr>
+              <w:t>1</w:t>
+            </w:r>
+          </w:p>
+        </w:tc>
+      </w:tr>
+      <w:tr>
+        <w:tc>
+          <w:tcPr>
+            <w:tcW w:type="dxa" w:w="1152"/>
+          </w:tcPr>
+          <w:p>
+            <w:pPr>
+              <w:spacing w:before="60" w:after="60" w:line="264" w:lineRule="auto"/>
+            </w:pPr>
+            <w:r/>
+            <w:r>
+              <w:rPr>
+                <w:b w:val="0"/>
+                <w:i w:val="0"/>
+                <w:sz w:val="14"/>
+              </w:rPr>
+              <w:t>V8-C07</w:t>
+            </w:r>
+          </w:p>
+        </w:tc>
+        <w:tc>
+          <w:tcPr>
+            <w:tcW w:type="dxa" w:w="1296"/>
+          </w:tcPr>
+          <w:p>
+            <w:pPr>
+              <w:spacing w:before="60" w:after="60" w:line="264" w:lineRule="auto"/>
+            </w:pPr>
+            <w:r/>
+            <w:r>
+              <w:rPr>
+                <w:b w:val="0"/>
+                <w:i w:val="0"/>
+                <w:sz w:val="14"/>
+              </w:rPr>
+              <w:t>FULL SCREEN</w:t>
+            </w:r>
+          </w:p>
+        </w:tc>
+        <w:tc>
+          <w:tcPr>
+            <w:tcW w:type="dxa" w:w="2448"/>
+          </w:tcPr>
+          <w:p>
+            <w:pPr>
+              <w:spacing w:before="60" w:after="60" w:line="264" w:lineRule="auto"/>
+            </w:pPr>
+            <w:r/>
+            <w:r>
+              <w:rPr>
+                <w:b w:val="0"/>
+                <w:i w:val="0"/>
+                <w:sz w:val="14"/>
+              </w:rPr>
+              <w:t>4 FIVE THINGS THAT CAN DISAPPEAR</w:t>
+            </w:r>
+          </w:p>
+        </w:tc>
+        <w:tc>
+          <w:tcPr>
+            <w:tcW w:type="dxa" w:w="1152"/>
+          </w:tcPr>
+          <w:p>
+            <w:pPr>
+              <w:spacing w:before="60" w:after="60" w:line="264" w:lineRule="auto"/>
+            </w:pPr>
+            <w:r/>
+            <w:r>
+              <w:rPr>
+                <w:b w:val="0"/>
+                <w:i w:val="0"/>
+                <w:sz w:val="14"/>
+              </w:rPr>
+              <w:t>1</w:t>
+            </w:r>
+          </w:p>
+        </w:tc>
+        <w:tc>
+          <w:tcPr>
+            <w:tcW w:type="dxa" w:w="2880"/>
+          </w:tcPr>
+          <w:p>
+            <w:pPr>
+              <w:spacing w:before="60" w:after="60" w:line="264" w:lineRule="auto"/>
+            </w:pPr>
+            <w:r/>
+            <w:r>
+              <w:rPr>
+                <w:b w:val="0"/>
+                <w:i w:val="0"/>
+                <w:sz w:val="14"/>
+              </w:rPr>
+              <w:t>NEW_V8_FS_02_FIVE_KINDS</w:t>
+            </w:r>
+          </w:p>
+        </w:tc>
+        <w:tc>
+          <w:tcPr>
+            <w:tcW w:type="dxa" w:w="720"/>
+          </w:tcPr>
+          <w:p>
+            <w:pPr>
+              <w:spacing w:before="60" w:after="60" w:line="264" w:lineRule="auto"/>
+            </w:pPr>
+            <w:r/>
+            <w:r>
+              <w:rPr>
+                <w:b w:val="0"/>
+                <w:i w:val="0"/>
+                <w:sz w:val="14"/>
+              </w:rPr>
+              <w:t>6</w:t>
+            </w:r>
+          </w:p>
+        </w:tc>
+      </w:tr>
+      <w:tr>
+        <w:tc>
+          <w:tcPr>
+            <w:tcW w:type="dxa" w:w="1152"/>
+          </w:tcPr>
+          <w:p>
+            <w:pPr>
+              <w:spacing w:before="60" w:after="60" w:line="264" w:lineRule="auto"/>
+            </w:pPr>
+            <w:r/>
+            <w:r>
+              <w:rPr>
+                <w:b w:val="0"/>
+                <w:i w:val="0"/>
+                <w:sz w:val="14"/>
+              </w:rPr>
+              <w:t>V8-C08</w:t>
+            </w:r>
+          </w:p>
+        </w:tc>
+        <w:tc>
+          <w:tcPr>
+            <w:tcW w:type="dxa" w:w="1296"/>
+          </w:tcPr>
+          <w:p>
+            <w:pPr>
+              <w:spacing w:before="60" w:after="60" w:line="264" w:lineRule="auto"/>
+            </w:pPr>
+            <w:r/>
+            <w:r>
+              <w:rPr>
+                <w:b w:val="0"/>
+                <w:i w:val="0"/>
+                <w:sz w:val="14"/>
+              </w:rPr>
+              <w:t>FULL SCREEN</w:t>
+            </w:r>
+          </w:p>
+        </w:tc>
+        <w:tc>
+          <w:tcPr>
+            <w:tcW w:type="dxa" w:w="2448"/>
+          </w:tcPr>
+          <w:p>
+            <w:pPr>
+              <w:spacing w:before="60" w:after="60" w:line="264" w:lineRule="auto"/>
+            </w:pPr>
+            <w:r/>
+            <w:r>
+              <w:rPr>
+                <w:b w:val="0"/>
+                <w:i w:val="0"/>
+                <w:sz w:val="14"/>
+              </w:rPr>
+              <w:t>5 THE IMPORTANT BOUNDARY</w:t>
+            </w:r>
+          </w:p>
+        </w:tc>
+        <w:tc>
+          <w:tcPr>
+            <w:tcW w:type="dxa" w:w="1152"/>
+          </w:tcPr>
+          <w:p>
+            <w:pPr>
+              <w:spacing w:before="60" w:after="60" w:line="264" w:lineRule="auto"/>
+            </w:pPr>
+            <w:r/>
+            <w:r>
+              <w:rPr>
+                <w:b w:val="0"/>
+                <w:i w:val="0"/>
+                <w:sz w:val="14"/>
+              </w:rPr>
+              <w:t>1</w:t>
+            </w:r>
+          </w:p>
+        </w:tc>
+        <w:tc>
+          <w:tcPr>
+            <w:tcW w:type="dxa" w:w="2880"/>
+          </w:tcPr>
+          <w:p>
+            <w:pPr>
+              <w:spacing w:before="60" w:after="60" w:line="264" w:lineRule="auto"/>
+            </w:pPr>
+            <w:r/>
+            <w:r>
+              <w:rPr>
+                <w:b w:val="0"/>
+                <w:i w:val="0"/>
+                <w:sz w:val="14"/>
+              </w:rPr>
+              <w:t>NEW_V8_FS_03_KEEP_THE_PROOF</w:t>
+            </w:r>
+          </w:p>
+        </w:tc>
+        <w:tc>
+          <w:tcPr>
+            <w:tcW w:type="dxa" w:w="720"/>
+          </w:tcPr>
+          <w:p>
+            <w:pPr>
+              <w:spacing w:before="60" w:after="60" w:line="264" w:lineRule="auto"/>
+            </w:pPr>
+            <w:r/>
+            <w:r>
+              <w:rPr>
+                <w:b w:val="0"/>
+                <w:i w:val="0"/>
+                <w:sz w:val="14"/>
+              </w:rPr>
+              <w:t>1</w:t>
+            </w:r>
+          </w:p>
+        </w:tc>
+      </w:tr>
+      <w:tr>
+        <w:tc>
+          <w:tcPr>
+            <w:tcW w:type="dxa" w:w="1152"/>
+          </w:tcPr>
+          <w:p>
+            <w:pPr>
+              <w:spacing w:before="60" w:after="60" w:line="264" w:lineRule="auto"/>
+            </w:pPr>
+            <w:r/>
+            <w:r>
+              <w:rPr>
+                <w:b w:val="0"/>
+                <w:i w:val="0"/>
+                <w:sz w:val="14"/>
+              </w:rPr>
+              <w:t>V8-C09</w:t>
+            </w:r>
+          </w:p>
+        </w:tc>
+        <w:tc>
+          <w:tcPr>
+            <w:tcW w:type="dxa" w:w="1296"/>
+          </w:tcPr>
+          <w:p>
+            <w:pPr>
+              <w:spacing w:before="60" w:after="60" w:line="264" w:lineRule="auto"/>
+            </w:pPr>
+            <w:r/>
+            <w:r>
+              <w:rPr>
+                <w:b w:val="0"/>
+                <w:i w:val="0"/>
+                <w:sz w:val="14"/>
+              </w:rPr>
+              <w:t>FULL SCREEN</w:t>
+            </w:r>
+          </w:p>
+        </w:tc>
+        <w:tc>
+          <w:tcPr>
+            <w:tcW w:type="dxa" w:w="2448"/>
+          </w:tcPr>
+          <w:p>
+            <w:pPr>
+              <w:spacing w:before="60" w:after="60" w:line="264" w:lineRule="auto"/>
+            </w:pPr>
+            <w:r/>
+            <w:r>
+              <w:rPr>
+                <w:b w:val="0"/>
+                <w:i w:val="0"/>
+                <w:sz w:val="14"/>
+              </w:rPr>
+              <w:t>5 THE IMPORTANT BOUNDARY</w:t>
+            </w:r>
+          </w:p>
+        </w:tc>
+        <w:tc>
+          <w:tcPr>
+            <w:tcW w:type="dxa" w:w="1152"/>
+          </w:tcPr>
+          <w:p>
+            <w:pPr>
+              <w:spacing w:before="60" w:after="60" w:line="264" w:lineRule="auto"/>
+            </w:pPr>
+            <w:r/>
+            <w:r>
+              <w:rPr>
+                <w:b w:val="0"/>
+                <w:i w:val="0"/>
+                <w:sz w:val="14"/>
+              </w:rPr>
+              <w:t>2</w:t>
+            </w:r>
+          </w:p>
+        </w:tc>
+        <w:tc>
+          <w:tcPr>
+            <w:tcW w:type="dxa" w:w="2880"/>
+          </w:tcPr>
+          <w:p>
+            <w:pPr>
+              <w:spacing w:before="60" w:after="60" w:line="264" w:lineRule="auto"/>
+            </w:pPr>
+            <w:r/>
+            <w:r>
+              <w:rPr>
+                <w:b w:val="0"/>
+                <w:i w:val="0"/>
+                <w:sz w:val="14"/>
+              </w:rPr>
+              <w:t>NEW_V8_FS_04_NOT_THE_ARTIFACT</w:t>
+            </w:r>
+          </w:p>
+        </w:tc>
+        <w:tc>
+          <w:tcPr>
+            <w:tcW w:type="dxa" w:w="720"/>
+          </w:tcPr>
+          <w:p>
+            <w:pPr>
+              <w:spacing w:before="60" w:after="60" w:line="264" w:lineRule="auto"/>
+            </w:pPr>
+            <w:r/>
+            <w:r>
+              <w:rPr>
+                <w:b w:val="0"/>
+                <w:i w:val="0"/>
+                <w:sz w:val="14"/>
+              </w:rPr>
+              <w:t>1</w:t>
+            </w:r>
+          </w:p>
+        </w:tc>
+      </w:tr>
+      <w:tr>
+        <w:tc>
+          <w:tcPr>
+            <w:tcW w:type="dxa" w:w="1152"/>
+          </w:tcPr>
+          <w:p>
+            <w:pPr>
+              <w:spacing w:before="60" w:after="60" w:line="264" w:lineRule="auto"/>
+            </w:pPr>
+            <w:r/>
+            <w:r>
+              <w:rPr>
+                <w:b w:val="0"/>
+                <w:i w:val="0"/>
+                <w:sz w:val="14"/>
+              </w:rPr>
+              <w:t>V8-T03</w:t>
+            </w:r>
+          </w:p>
+        </w:tc>
+        <w:tc>
+          <w:tcPr>
+            <w:tcW w:type="dxa" w:w="1296"/>
+          </w:tcPr>
+          <w:p>
+            <w:pPr>
+              <w:spacing w:before="60" w:after="60" w:line="264" w:lineRule="auto"/>
+            </w:pPr>
+            <w:r/>
+            <w:r>
+              <w:rPr>
+                <w:b w:val="0"/>
+                <w:i w:val="0"/>
+                <w:sz w:val="14"/>
+              </w:rPr>
+              <w:t>FULL SCREEN</w:t>
+            </w:r>
+          </w:p>
+        </w:tc>
+        <w:tc>
+          <w:tcPr>
+            <w:tcW w:type="dxa" w:w="2448"/>
+          </w:tcPr>
+          <w:p>
+            <w:pPr>
+              <w:spacing w:before="60" w:after="60" w:line="264" w:lineRule="auto"/>
+            </w:pPr>
+            <w:r/>
+            <w:r>
+              <w:rPr>
+                <w:b w:val="0"/>
+                <w:i w:val="0"/>
+                <w:sz w:val="14"/>
+              </w:rPr>
+              <w:t>6 WHAT TO WRITE DOWN</w:t>
+            </w:r>
+          </w:p>
+        </w:tc>
+        <w:tc>
+          <w:tcPr>
+            <w:tcW w:type="dxa" w:w="1152"/>
+          </w:tcPr>
+          <w:p>
+            <w:pPr>
+              <w:spacing w:before="60" w:after="60" w:line="264" w:lineRule="auto"/>
+            </w:pPr>
+            <w:r/>
+            <w:r>
+              <w:rPr>
+                <w:b w:val="0"/>
+                <w:i w:val="0"/>
+                <w:sz w:val="14"/>
+              </w:rPr>
+              <w:t>1 to 2</w:t>
+            </w:r>
+          </w:p>
+        </w:tc>
+        <w:tc>
+          <w:tcPr>
+            <w:tcW w:type="dxa" w:w="2880"/>
+          </w:tcPr>
+          <w:p>
+            <w:pPr>
+              <w:spacing w:before="60" w:after="60" w:line="264" w:lineRule="auto"/>
+            </w:pPr>
+            <w:r/>
+            <w:r>
+              <w:rPr>
+                <w:b w:val="0"/>
+                <w:i w:val="0"/>
+                <w:sz w:val="14"/>
+              </w:rPr>
+              <w:t>NEW_V8_FS_05_IN_YOUR_OWN_WORDS</w:t>
+            </w:r>
+          </w:p>
+        </w:tc>
+        <w:tc>
+          <w:tcPr>
+            <w:tcW w:type="dxa" w:w="720"/>
+          </w:tcPr>
+          <w:p>
+            <w:pPr>
+              <w:spacing w:before="60" w:after="60" w:line="264" w:lineRule="auto"/>
+            </w:pPr>
+            <w:r/>
+            <w:r>
+              <w:rPr>
+                <w:b w:val="0"/>
+                <w:i w:val="0"/>
+                <w:sz w:val="14"/>
+              </w:rPr>
+              <w:t>1</w:t>
+            </w:r>
+          </w:p>
+        </w:tc>
+      </w:tr>
+      <w:tr>
+        <w:tc>
+          <w:tcPr>
+            <w:tcW w:type="dxa" w:w="1152"/>
+          </w:tcPr>
+          <w:p>
+            <w:pPr>
+              <w:spacing w:before="60" w:after="60" w:line="264" w:lineRule="auto"/>
+            </w:pPr>
+            <w:r/>
+            <w:r>
+              <w:rPr>
+                <w:b w:val="0"/>
+                <w:i w:val="0"/>
+                <w:sz w:val="14"/>
+              </w:rPr>
+              <w:t>V8-C10</w:t>
+            </w:r>
+          </w:p>
+        </w:tc>
+        <w:tc>
+          <w:tcPr>
+            <w:tcW w:type="dxa" w:w="1296"/>
+          </w:tcPr>
+          <w:p>
+            <w:pPr>
+              <w:spacing w:before="60" w:after="60" w:line="264" w:lineRule="auto"/>
+            </w:pPr>
+            <w:r/>
+            <w:r>
+              <w:rPr>
+                <w:b w:val="0"/>
+                <w:i w:val="0"/>
+                <w:sz w:val="14"/>
+              </w:rPr>
+              <w:t>FULL SCREEN</w:t>
+            </w:r>
+          </w:p>
+        </w:tc>
+        <w:tc>
+          <w:tcPr>
+            <w:tcW w:type="dxa" w:w="2448"/>
+          </w:tcPr>
+          <w:p>
+            <w:pPr>
+              <w:spacing w:before="60" w:after="60" w:line="264" w:lineRule="auto"/>
+            </w:pPr>
+            <w:r/>
+            <w:r>
+              <w:rPr>
+                <w:b w:val="0"/>
+                <w:i w:val="0"/>
+                <w:sz w:val="14"/>
+              </w:rPr>
+              <w:t>7 WHY MEMORY IS NOT ENOUGH</w:t>
+            </w:r>
+          </w:p>
+        </w:tc>
+        <w:tc>
+          <w:tcPr>
+            <w:tcW w:type="dxa" w:w="1152"/>
+          </w:tcPr>
+          <w:p>
+            <w:pPr>
+              <w:spacing w:before="60" w:after="60" w:line="264" w:lineRule="auto"/>
+            </w:pPr>
+            <w:r/>
+            <w:r>
+              <w:rPr>
+                <w:b w:val="0"/>
+                <w:i w:val="0"/>
+                <w:sz w:val="14"/>
+              </w:rPr>
+              <w:t>3</w:t>
+            </w:r>
+          </w:p>
+        </w:tc>
+        <w:tc>
+          <w:tcPr>
+            <w:tcW w:type="dxa" w:w="2880"/>
+          </w:tcPr>
+          <w:p>
+            <w:pPr>
+              <w:spacing w:before="60" w:after="60" w:line="264" w:lineRule="auto"/>
+            </w:pPr>
+            <w:r/>
+            <w:r>
+              <w:rPr>
+                <w:b w:val="0"/>
+                <w:i w:val="0"/>
+                <w:sz w:val="14"/>
+              </w:rPr>
+              <w:t>NEW_V8_FS_06_THE_DETAILS_BLUR</w:t>
+            </w:r>
+          </w:p>
+        </w:tc>
+        <w:tc>
+          <w:tcPr>
+            <w:tcW w:type="dxa" w:w="720"/>
+          </w:tcPr>
+          <w:p>
+            <w:pPr>
+              <w:spacing w:before="60" w:after="60" w:line="264" w:lineRule="auto"/>
+            </w:pPr>
+            <w:r/>
+            <w:r>
+              <w:rPr>
+                <w:b w:val="0"/>
+                <w:i w:val="0"/>
+                <w:sz w:val="14"/>
+              </w:rPr>
+              <w:t>1</w:t>
+            </w:r>
+          </w:p>
+        </w:tc>
+      </w:tr>
+      <w:tr>
+        <w:tc>
+          <w:tcPr>
+            <w:tcW w:type="dxa" w:w="1152"/>
+          </w:tcPr>
+          <w:p>
+            <w:pPr>
+              <w:spacing w:before="60" w:after="60" w:line="264" w:lineRule="auto"/>
+            </w:pPr>
+            <w:r/>
+            <w:r>
+              <w:rPr>
+                <w:b w:val="0"/>
+                <w:i w:val="0"/>
+                <w:sz w:val="14"/>
+              </w:rPr>
+              <w:t>V8-C11</w:t>
+            </w:r>
+          </w:p>
+        </w:tc>
+        <w:tc>
+          <w:tcPr>
+            <w:tcW w:type="dxa" w:w="1296"/>
+          </w:tcPr>
+          <w:p>
+            <w:pPr>
+              <w:spacing w:before="60" w:after="60" w:line="264" w:lineRule="auto"/>
+            </w:pPr>
+            <w:r/>
+            <w:r>
+              <w:rPr>
+                <w:b w:val="0"/>
+                <w:i w:val="0"/>
+                <w:sz w:val="14"/>
+              </w:rPr>
+              <w:t>FULL SCREEN</w:t>
+            </w:r>
+          </w:p>
+        </w:tc>
+        <w:tc>
+          <w:tcPr>
+            <w:tcW w:type="dxa" w:w="2448"/>
+          </w:tcPr>
+          <w:p>
+            <w:pPr>
+              <w:spacing w:before="60" w:after="60" w:line="264" w:lineRule="auto"/>
+            </w:pPr>
+            <w:r/>
+            <w:r>
+              <w:rPr>
+                <w:b w:val="0"/>
+                <w:i w:val="0"/>
+                <w:sz w:val="14"/>
+              </w:rPr>
+              <w:t>8 THE 10-MINUTE HABIT</w:t>
+            </w:r>
+          </w:p>
+        </w:tc>
+        <w:tc>
+          <w:tcPr>
+            <w:tcW w:type="dxa" w:w="1152"/>
+          </w:tcPr>
+          <w:p>
+            <w:pPr>
+              <w:spacing w:before="60" w:after="60" w:line="264" w:lineRule="auto"/>
+            </w:pPr>
+            <w:r/>
+            <w:r>
+              <w:rPr>
+                <w:b w:val="0"/>
+                <w:i w:val="0"/>
+                <w:sz w:val="14"/>
+              </w:rPr>
+              <w:t>1</w:t>
+            </w:r>
+          </w:p>
+        </w:tc>
+        <w:tc>
+          <w:tcPr>
+            <w:tcW w:type="dxa" w:w="2880"/>
+          </w:tcPr>
+          <w:p>
+            <w:pPr>
+              <w:spacing w:before="60" w:after="60" w:line="264" w:lineRule="auto"/>
+            </w:pPr>
+            <w:r/>
+            <w:r>
+              <w:rPr>
+                <w:b w:val="0"/>
+                <w:i w:val="0"/>
+                <w:sz w:val="14"/>
+              </w:rPr>
+              <w:t>NEW_V8_FS_07_TEN_MINUTE_HABIT</w:t>
+            </w:r>
+          </w:p>
+        </w:tc>
+        <w:tc>
+          <w:tcPr>
+            <w:tcW w:type="dxa" w:w="720"/>
+          </w:tcPr>
+          <w:p>
+            <w:pPr>
+              <w:spacing w:before="60" w:after="60" w:line="264" w:lineRule="auto"/>
+            </w:pPr>
+            <w:r/>
+            <w:r>
+              <w:rPr>
+                <w:b w:val="0"/>
+                <w:i w:val="0"/>
+                <w:sz w:val="14"/>
+              </w:rPr>
+              <w:t>1</w:t>
+            </w:r>
+          </w:p>
+        </w:tc>
+      </w:tr>
+      <w:tr>
+        <w:tc>
+          <w:tcPr>
+            <w:tcW w:type="dxa" w:w="1152"/>
+          </w:tcPr>
+          <w:p>
+            <w:pPr>
+              <w:spacing w:before="60" w:after="60" w:line="264" w:lineRule="auto"/>
+            </w:pPr>
+            <w:r/>
+            <w:r>
+              <w:rPr>
+                <w:b w:val="0"/>
+                <w:i w:val="0"/>
+                <w:sz w:val="14"/>
+              </w:rPr>
+              <w:t>V8-C12</w:t>
+            </w:r>
+          </w:p>
+        </w:tc>
+        <w:tc>
+          <w:tcPr>
+            <w:tcW w:type="dxa" w:w="1296"/>
+          </w:tcPr>
+          <w:p>
+            <w:pPr>
+              <w:spacing w:before="60" w:after="60" w:line="264" w:lineRule="auto"/>
+            </w:pPr>
+            <w:r/>
+            <w:r>
+              <w:rPr>
+                <w:b w:val="0"/>
+                <w:i w:val="0"/>
+                <w:sz w:val="14"/>
+              </w:rPr>
+              <w:t>FULL SCREEN</w:t>
+            </w:r>
+          </w:p>
+        </w:tc>
+        <w:tc>
+          <w:tcPr>
+            <w:tcW w:type="dxa" w:w="2448"/>
+          </w:tcPr>
+          <w:p>
+            <w:pPr>
+              <w:spacing w:before="60" w:after="60" w:line="264" w:lineRule="auto"/>
+            </w:pPr>
+            <w:r/>
+            <w:r>
+              <w:rPr>
+                <w:b w:val="0"/>
+                <w:i w:val="0"/>
+                <w:sz w:val="14"/>
+              </w:rPr>
+              <w:t>9 WHEN THE EXIT IS SUDDEN</w:t>
+            </w:r>
+          </w:p>
+        </w:tc>
+        <w:tc>
+          <w:tcPr>
+            <w:tcW w:type="dxa" w:w="1152"/>
+          </w:tcPr>
+          <w:p>
+            <w:pPr>
+              <w:spacing w:before="60" w:after="60" w:line="264" w:lineRule="auto"/>
+            </w:pPr>
+            <w:r/>
+            <w:r>
+              <w:rPr>
+                <w:b w:val="0"/>
+                <w:i w:val="0"/>
+                <w:sz w:val="14"/>
+              </w:rPr>
+              <w:t>2</w:t>
+            </w:r>
+          </w:p>
+        </w:tc>
+        <w:tc>
+          <w:tcPr>
+            <w:tcW w:type="dxa" w:w="2880"/>
+          </w:tcPr>
+          <w:p>
+            <w:pPr>
+              <w:spacing w:before="60" w:after="60" w:line="264" w:lineRule="auto"/>
+            </w:pPr>
+            <w:r/>
+            <w:r>
+              <w:rPr>
+                <w:b w:val="0"/>
+                <w:i w:val="0"/>
+                <w:sz w:val="14"/>
+              </w:rPr>
+              <w:t>NEW_V8_FS_08_CAREER_HYGIENE</w:t>
+            </w:r>
+          </w:p>
+        </w:tc>
+        <w:tc>
+          <w:tcPr>
+            <w:tcW w:type="dxa" w:w="720"/>
+          </w:tcPr>
+          <w:p>
+            <w:pPr>
+              <w:spacing w:before="60" w:after="60" w:line="264" w:lineRule="auto"/>
+            </w:pPr>
+            <w:r/>
+            <w:r>
+              <w:rPr>
+                <w:b w:val="0"/>
+                <w:i w:val="0"/>
+                <w:sz w:val="14"/>
+              </w:rPr>
+              <w:t>1</w:t>
+            </w:r>
+          </w:p>
+        </w:tc>
+      </w:tr>
+      <w:tr>
+        <w:tc>
+          <w:tcPr>
+            <w:tcW w:type="dxa" w:w="1152"/>
+          </w:tcPr>
+          <w:p>
+            <w:pPr>
+              <w:spacing w:before="60" w:after="60" w:line="264" w:lineRule="auto"/>
+            </w:pPr>
+            <w:r/>
+            <w:r>
+              <w:rPr>
+                <w:b w:val="0"/>
+                <w:i w:val="0"/>
+                <w:sz w:val="14"/>
+              </w:rPr>
+              <w:t>V8-C13</w:t>
+            </w:r>
+          </w:p>
+        </w:tc>
+        <w:tc>
+          <w:tcPr>
+            <w:tcW w:type="dxa" w:w="1296"/>
+          </w:tcPr>
+          <w:p>
+            <w:pPr>
+              <w:spacing w:before="60" w:after="60" w:line="264" w:lineRule="auto"/>
+            </w:pPr>
+            <w:r/>
+            <w:r>
+              <w:rPr>
+                <w:b w:val="0"/>
+                <w:i w:val="0"/>
+                <w:sz w:val="14"/>
+              </w:rPr>
+              <w:t>FULL SCREEN</w:t>
+            </w:r>
+          </w:p>
+        </w:tc>
+        <w:tc>
+          <w:tcPr>
+            <w:tcW w:type="dxa" w:w="2448"/>
+          </w:tcPr>
+          <w:p>
+            <w:pPr>
+              <w:spacing w:before="60" w:after="60" w:line="264" w:lineRule="auto"/>
+            </w:pPr>
+            <w:r/>
+            <w:r>
+              <w:rPr>
+                <w:b w:val="0"/>
+                <w:i w:val="0"/>
+                <w:sz w:val="14"/>
+              </w:rPr>
+              <w:t>10 EVIDENCE DOES NOT SOLVE EVERYTHING</w:t>
+            </w:r>
+          </w:p>
+        </w:tc>
+        <w:tc>
+          <w:tcPr>
+            <w:tcW w:type="dxa" w:w="1152"/>
+          </w:tcPr>
+          <w:p>
+            <w:pPr>
+              <w:spacing w:before="60" w:after="60" w:line="264" w:lineRule="auto"/>
+            </w:pPr>
+            <w:r/>
+            <w:r>
+              <w:rPr>
+                <w:b w:val="0"/>
+                <w:i w:val="0"/>
+                <w:sz w:val="14"/>
+              </w:rPr>
+              <w:t>1</w:t>
+            </w:r>
+          </w:p>
+        </w:tc>
+        <w:tc>
+          <w:tcPr>
+            <w:tcW w:type="dxa" w:w="2880"/>
+          </w:tcPr>
+          <w:p>
+            <w:pPr>
+              <w:spacing w:before="60" w:after="60" w:line="264" w:lineRule="auto"/>
+            </w:pPr>
+            <w:r/>
+            <w:r>
+              <w:rPr>
+                <w:b w:val="0"/>
+                <w:i w:val="0"/>
+                <w:sz w:val="14"/>
+              </w:rPr>
+              <w:t>NEW_V8_FS_09_STILL_NOT_ENOUGH</w:t>
+            </w:r>
+          </w:p>
+        </w:tc>
+        <w:tc>
+          <w:tcPr>
+            <w:tcW w:type="dxa" w:w="720"/>
+          </w:tcPr>
+          <w:p>
+            <w:pPr>
+              <w:spacing w:before="60" w:after="60" w:line="264" w:lineRule="auto"/>
+            </w:pPr>
+            <w:r/>
+            <w:r>
+              <w:rPr>
+                <w:b w:val="0"/>
+                <w:i w:val="0"/>
+                <w:sz w:val="14"/>
+              </w:rPr>
+              <w:t>1</w:t>
+            </w:r>
+          </w:p>
+        </w:tc>
+      </w:tr>
+      <w:tr>
+        <w:tc>
+          <w:tcPr>
+            <w:tcW w:type="dxa" w:w="1152"/>
+          </w:tcPr>
+          <w:p>
+            <w:pPr>
+              <w:spacing w:before="60" w:after="60" w:line="264" w:lineRule="auto"/>
+            </w:pPr>
+            <w:r/>
+            <w:r>
+              <w:rPr>
+                <w:b w:val="0"/>
+                <w:i w:val="0"/>
+                <w:sz w:val="14"/>
+              </w:rPr>
+              <w:t>V8-C14</w:t>
+            </w:r>
+          </w:p>
+        </w:tc>
+        <w:tc>
+          <w:tcPr>
+            <w:tcW w:type="dxa" w:w="1296"/>
+          </w:tcPr>
+          <w:p>
+            <w:pPr>
+              <w:spacing w:before="60" w:after="60" w:line="264" w:lineRule="auto"/>
+            </w:pPr>
+            <w:r/>
+            <w:r>
+              <w:rPr>
+                <w:b w:val="0"/>
+                <w:i w:val="0"/>
+                <w:sz w:val="14"/>
+              </w:rPr>
+              <w:t>FULL SCREEN</w:t>
+            </w:r>
+          </w:p>
+        </w:tc>
+        <w:tc>
+          <w:tcPr>
+            <w:tcW w:type="dxa" w:w="2448"/>
+          </w:tcPr>
+          <w:p>
+            <w:pPr>
+              <w:spacing w:before="60" w:after="60" w:line="264" w:lineRule="auto"/>
+            </w:pPr>
+            <w:r/>
+            <w:r>
+              <w:rPr>
+                <w:b w:val="0"/>
+                <w:i w:val="0"/>
+                <w:sz w:val="14"/>
+              </w:rPr>
+              <w:t>11 EVIDENCE IS MORE THAN A NUMBER</w:t>
+            </w:r>
+          </w:p>
+        </w:tc>
+        <w:tc>
+          <w:tcPr>
+            <w:tcW w:type="dxa" w:w="1152"/>
+          </w:tcPr>
+          <w:p>
+            <w:pPr>
+              <w:spacing w:before="60" w:after="60" w:line="264" w:lineRule="auto"/>
+            </w:pPr>
+            <w:r/>
+            <w:r>
+              <w:rPr>
+                <w:b w:val="0"/>
+                <w:i w:val="0"/>
+                <w:sz w:val="14"/>
+              </w:rPr>
+              <w:t>2</w:t>
+            </w:r>
+          </w:p>
+        </w:tc>
+        <w:tc>
+          <w:tcPr>
+            <w:tcW w:type="dxa" w:w="2880"/>
+          </w:tcPr>
+          <w:p>
+            <w:pPr>
+              <w:spacing w:before="60" w:after="60" w:line="264" w:lineRule="auto"/>
+            </w:pPr>
+            <w:r/>
+            <w:r>
+              <w:rPr>
+                <w:b w:val="0"/>
+                <w:i w:val="0"/>
+                <w:sz w:val="14"/>
+              </w:rPr>
+              <w:t>NEW_V8_FS_10_NOT_ONLY_A_METRIC</w:t>
+            </w:r>
+          </w:p>
+        </w:tc>
+        <w:tc>
+          <w:tcPr>
+            <w:tcW w:type="dxa" w:w="720"/>
+          </w:tcPr>
+          <w:p>
+            <w:pPr>
+              <w:spacing w:before="60" w:after="60" w:line="264" w:lineRule="auto"/>
+            </w:pPr>
+            <w:r/>
+            <w:r>
+              <w:rPr>
+                <w:b w:val="0"/>
+                <w:i w:val="0"/>
+                <w:sz w:val="14"/>
+              </w:rPr>
+              <w:t>1</w:t>
+            </w:r>
+          </w:p>
+        </w:tc>
+      </w:tr>
+      <w:tr>
+        <w:tc>
+          <w:tcPr>
+            <w:tcW w:type="dxa" w:w="1152"/>
+          </w:tcPr>
+          <w:p>
+            <w:pPr>
+              <w:spacing w:before="60" w:after="60" w:line="264" w:lineRule="auto"/>
+            </w:pPr>
+            <w:r/>
+            <w:r>
+              <w:rPr>
+                <w:b w:val="0"/>
+                <w:i w:val="0"/>
+                <w:sz w:val="14"/>
+              </w:rPr>
+              <w:t>V8-T05</w:t>
+            </w:r>
+          </w:p>
+        </w:tc>
+        <w:tc>
+          <w:tcPr>
+            <w:tcW w:type="dxa" w:w="1296"/>
+          </w:tcPr>
+          <w:p>
+            <w:pPr>
+              <w:spacing w:before="60" w:after="60" w:line="264" w:lineRule="auto"/>
+            </w:pPr>
+            <w:r/>
+            <w:r>
+              <w:rPr>
+                <w:b w:val="0"/>
+                <w:i w:val="0"/>
+                <w:sz w:val="14"/>
+              </w:rPr>
+              <w:t>FULL SCREEN</w:t>
+            </w:r>
+          </w:p>
+        </w:tc>
+        <w:tc>
+          <w:tcPr>
+            <w:tcW w:type="dxa" w:w="2448"/>
+          </w:tcPr>
+          <w:p>
+            <w:pPr>
+              <w:spacing w:before="60" w:after="60" w:line="264" w:lineRule="auto"/>
+            </w:pPr>
+            <w:r/>
+            <w:r>
+              <w:rPr>
+                <w:b w:val="0"/>
+                <w:i w:val="0"/>
+                <w:sz w:val="14"/>
+              </w:rPr>
+              <w:t>13 STORY LOOP PAYOFF</w:t>
+            </w:r>
+          </w:p>
+        </w:tc>
+        <w:tc>
+          <w:tcPr>
+            <w:tcW w:type="dxa" w:w="1152"/>
+          </w:tcPr>
+          <w:p>
+            <w:pPr>
+              <w:spacing w:before="60" w:after="60" w:line="264" w:lineRule="auto"/>
+            </w:pPr>
+            <w:r/>
+            <w:r>
+              <w:rPr>
+                <w:b w:val="0"/>
+                <w:i w:val="0"/>
+                <w:sz w:val="14"/>
+              </w:rPr>
+              <w:t>1</w:t>
+            </w:r>
+          </w:p>
+        </w:tc>
+        <w:tc>
+          <w:tcPr>
+            <w:tcW w:type="dxa" w:w="2880"/>
+          </w:tcPr>
+          <w:p>
+            <w:pPr>
+              <w:spacing w:before="60" w:after="60" w:line="264" w:lineRule="auto"/>
+            </w:pPr>
+            <w:r/>
+            <w:r>
+              <w:rPr>
+                <w:b w:val="0"/>
+                <w:i w:val="0"/>
+                <w:sz w:val="14"/>
+              </w:rPr>
+              <w:t>NEW_V8_FS_00_ACCESS_UNAVAILABLE</w:t>
+            </w:r>
+          </w:p>
+        </w:tc>
+        <w:tc>
+          <w:tcPr>
+            <w:tcW w:type="dxa" w:w="720"/>
+          </w:tcPr>
+          <w:p>
+            <w:pPr>
+              <w:spacing w:before="60" w:after="60" w:line="264" w:lineRule="auto"/>
+            </w:pPr>
+            <w:r/>
+            <w:r>
+              <w:rPr>
+                <w:b w:val="0"/>
+                <w:i w:val="0"/>
+                <w:sz w:val="14"/>
+              </w:rPr>
+              <w:t>1</w:t>
+            </w:r>
+          </w:p>
+        </w:tc>
+      </w:tr>
+      <w:tr>
+        <w:tc>
+          <w:tcPr>
+            <w:tcW w:type="dxa" w:w="1152"/>
+          </w:tcPr>
+          <w:p>
+            <w:pPr>
+              <w:spacing w:before="60" w:after="60" w:line="264" w:lineRule="auto"/>
+            </w:pPr>
+            <w:r/>
+            <w:r>
+              <w:rPr>
+                <w:b w:val="0"/>
+                <w:i w:val="0"/>
+                <w:sz w:val="14"/>
+              </w:rPr>
+              <w:t>V8-C15</w:t>
+            </w:r>
+          </w:p>
+        </w:tc>
+        <w:tc>
+          <w:tcPr>
+            <w:tcW w:type="dxa" w:w="1296"/>
+          </w:tcPr>
+          <w:p>
+            <w:pPr>
+              <w:spacing w:before="60" w:after="60" w:line="264" w:lineRule="auto"/>
+            </w:pPr>
+            <w:r/>
+            <w:r>
+              <w:rPr>
+                <w:b w:val="0"/>
+                <w:i w:val="0"/>
+                <w:sz w:val="14"/>
+              </w:rPr>
+              <w:t>FULL SCREEN</w:t>
+            </w:r>
+          </w:p>
+        </w:tc>
+        <w:tc>
+          <w:tcPr>
+            <w:tcW w:type="dxa" w:w="2448"/>
+          </w:tcPr>
+          <w:p>
+            <w:pPr>
+              <w:spacing w:before="60" w:after="60" w:line="264" w:lineRule="auto"/>
+            </w:pPr>
+            <w:r/>
+            <w:r>
+              <w:rPr>
+                <w:b w:val="0"/>
+                <w:i w:val="0"/>
+                <w:sz w:val="14"/>
+              </w:rPr>
+              <w:t>14 CLOSE</w:t>
+            </w:r>
+          </w:p>
+        </w:tc>
+        <w:tc>
+          <w:tcPr>
+            <w:tcW w:type="dxa" w:w="1152"/>
+          </w:tcPr>
+          <w:p>
+            <w:pPr>
+              <w:spacing w:before="60" w:after="60" w:line="264" w:lineRule="auto"/>
+            </w:pPr>
+            <w:r/>
+            <w:r>
+              <w:rPr>
+                <w:b w:val="0"/>
+                <w:i w:val="0"/>
+                <w:sz w:val="14"/>
+              </w:rPr>
+              <w:t>2</w:t>
+            </w:r>
+          </w:p>
+        </w:tc>
+        <w:tc>
+          <w:tcPr>
+            <w:tcW w:type="dxa" w:w="2880"/>
+          </w:tcPr>
+          <w:p>
+            <w:pPr>
+              <w:spacing w:before="60" w:after="60" w:line="264" w:lineRule="auto"/>
+            </w:pPr>
+            <w:r/>
+            <w:r>
+              <w:rPr>
+                <w:b w:val="0"/>
+                <w:i w:val="0"/>
+                <w:sz w:val="14"/>
+              </w:rPr>
+              <w:t>NEW_V8_FS_12_CTA</w:t>
+            </w:r>
+          </w:p>
+        </w:tc>
+        <w:tc>
+          <w:tcPr>
+            <w:tcW w:type="dxa" w:w="720"/>
+          </w:tcPr>
+          <w:p>
+            <w:pPr>
+              <w:spacing w:before="60" w:after="60" w:line="264" w:lineRule="auto"/>
+            </w:pPr>
+            <w:r/>
+            <w:r>
+              <w:rPr>
+                <w:b w:val="0"/>
+                <w:i w:val="0"/>
+                <w:sz w:val="14"/>
+              </w:rPr>
+              <w:t>1</w:t>
+            </w:r>
+          </w:p>
+        </w:tc>
+      </w:tr>
+      <w:tr>
+        <w:tc>
+          <w:tcPr>
+            <w:tcW w:type="dxa" w:w="1152"/>
+          </w:tcPr>
+          <w:p>
+            <w:pPr>
+              <w:spacing w:before="60" w:after="60" w:line="264" w:lineRule="auto"/>
+            </w:pPr>
+            <w:r/>
+            <w:r>
+              <w:rPr>
+                <w:b w:val="0"/>
+                <w:i w:val="0"/>
+                <w:sz w:val="14"/>
+              </w:rPr>
+              <w:t>V8-C16</w:t>
+            </w:r>
+          </w:p>
+        </w:tc>
+        <w:tc>
+          <w:tcPr>
+            <w:tcW w:type="dxa" w:w="1296"/>
+          </w:tcPr>
+          <w:p>
+            <w:pPr>
+              <w:spacing w:before="60" w:after="60" w:line="264" w:lineRule="auto"/>
+            </w:pPr>
+            <w:r/>
+            <w:r>
+              <w:rPr>
+                <w:b w:val="0"/>
+                <w:i w:val="0"/>
+                <w:sz w:val="14"/>
+              </w:rPr>
+              <w:t>FULL SCREEN</w:t>
+            </w:r>
+          </w:p>
+        </w:tc>
+        <w:tc>
+          <w:tcPr>
+            <w:tcW w:type="dxa" w:w="2448"/>
+          </w:tcPr>
+          <w:p>
+            <w:pPr>
+              <w:spacing w:before="60" w:after="60" w:line="264" w:lineRule="auto"/>
+            </w:pPr>
+            <w:r/>
+            <w:r>
+              <w:rPr>
+                <w:b w:val="0"/>
+                <w:i w:val="0"/>
+                <w:sz w:val="14"/>
+              </w:rPr>
+              <w:t>16 WATCH NEXT</w:t>
+            </w:r>
+          </w:p>
+        </w:tc>
+        <w:tc>
+          <w:tcPr>
+            <w:tcW w:type="dxa" w:w="1152"/>
+          </w:tcPr>
+          <w:p>
+            <w:pPr>
+              <w:spacing w:before="60" w:after="60" w:line="264" w:lineRule="auto"/>
+            </w:pPr>
+            <w:r/>
+            <w:r>
+              <w:rPr>
+                <w:b w:val="0"/>
+                <w:i w:val="0"/>
+                <w:sz w:val="14"/>
+              </w:rPr>
+              <w:t>1</w:t>
+            </w:r>
+          </w:p>
+        </w:tc>
+        <w:tc>
+          <w:tcPr>
+            <w:tcW w:type="dxa" w:w="2880"/>
+          </w:tcPr>
+          <w:p>
+            <w:pPr>
+              <w:spacing w:before="60" w:after="60" w:line="264" w:lineRule="auto"/>
+            </w:pPr>
+            <w:r/>
+            <w:r>
+              <w:rPr>
+                <w:b w:val="0"/>
+                <w:i w:val="0"/>
+                <w:sz w:val="14"/>
+              </w:rPr>
+              <w:t>NEW_V8_WATCH_NEXT</w:t>
+            </w:r>
+          </w:p>
+        </w:tc>
+        <w:tc>
+          <w:tcPr>
+            <w:tcW w:type="dxa" w:w="720"/>
+          </w:tcPr>
+          <w:p>
+            <w:pPr>
+              <w:spacing w:before="60" w:after="60" w:line="264" w:lineRule="auto"/>
+            </w:pPr>
+            <w:r/>
+            <w:r>
+              <w:rPr>
+                <w:b w:val="0"/>
+                <w:i w:val="0"/>
+                <w:sz w:val="14"/>
+              </w:rPr>
+              <w:t>1</w:t>
+            </w:r>
+          </w:p>
+        </w:tc>
+      </w:tr>
+    </w:tbl>
+    <w:p>
+      <w:pPr>
+        <w:spacing w:after="120"/>
+      </w:pPr>
+    </w:p>
+    <w:p>
+      <w:pPr>
+        <w:spacing w:before="100" w:after="200"/>
+      </w:pPr>
+      <w:r>
+        <w:rPr>
+          <w:b w:val="0"/>
+          <w:i w:val="0"/>
+          <w:color w:val="5A6B82"/>
+          <w:sz w:val="19"/>
+        </w:rPr>
+        <w:t>One event list generates the camera map, the motion map, the sound map, the asset index and the Riverside prompt, so no two of them can disagree. An event may begin and end inside one paragraph or run across several.</w:t>
+      </w:r>
+    </w:p>
+    <w:p>
+      <w:pPr>
+        <w:spacing w:before="320" w:after="120"/>
+        <w:keepNext w:val="1"/>
+        <w:keepLines w:val="1"/>
+      </w:pPr>
+      <w:r>
+        <w:rPr>
+          <w:b/>
+          <w:i w:val="0"/>
+          <w:color w:val="112345"/>
+          <w:sz w:val="26"/>
+        </w:rPr>
+        <w:t>FAMILIES, AND WHERE EACH ONE PLAYS</w:t>
+      </w:r>
+    </w:p>
+    <w:tbl>
+      <w:tblPr>
+        <w:tblW w:type="auto" w:w="0"/>
+        <w:jc w:val="left"/>
+        <w:tblBorders>
+          <w:top w:val="single" w:sz="4" w:space="0" w:color="C9BFA8"/>
+          <w:left w:val="single" w:sz="4" w:space="0" w:color="C9BFA8"/>
+          <w:bottom w:val="single" w:sz="4" w:space="0" w:color="C9BFA8"/>
+          <w:right w:val="single" w:sz="4" w:space="0" w:color="C9BFA8"/>
+          <w:insideH w:val="single" w:sz="4" w:space="0" w:color="C9BFA8"/>
+          <w:insideV w:val="single" w:sz="4" w:space="0" w:color="C9BFA8"/>
+        </w:tblBorders>
+        <w:tblLayout w:type="fixed"/>
+        <w:tblLook w:firstColumn="1" w:firstRow="1" w:lastColumn="0" w:lastRow="0" w:noHBand="0" w:noVBand="1" w:val="04A0"/>
+      </w:tblPr>
+      <w:tblGrid>
+        <w:gridCol w:w="2412"/>
+        <w:gridCol w:w="2412"/>
+        <w:gridCol w:w="2412"/>
+        <w:gridCol w:w="2412"/>
+      </w:tblGrid>
+      <w:tr>
+        <w:trPr>
+          <w:tblHeader w:val="true"/>
+        </w:trPr>
+        <w:tc>
+          <w:tcPr>
+            <w:tcW w:type="dxa" w:w="3456"/>
             <w:shd w:val="clear" w:color="auto" w:fill="F3EFE6"/>
           </w:tcPr>
           <w:p>
@@ -1688,7 +3649,70 @@
                 <w:color w:val="112345"/>
                 <w:sz w:val="17"/>
               </w:rPr>
-              <w:t>ANCHOR</w:t>
+              <w:t>ASSET FAMILY</w:t>
+            </w:r>
+          </w:p>
+        </w:tc>
+        <w:tc>
+          <w:tcPr>
+            <w:tcW w:type="dxa" w:w="3456"/>
+            <w:shd w:val="clear" w:color="auto" w:fill="F3EFE6"/>
+          </w:tcPr>
+          <w:p>
+            <w:pPr>
+              <w:spacing w:before="60" w:after="60" w:line="264" w:lineRule="auto"/>
+            </w:pPr>
+            <w:r/>
+            <w:r>
+              <w:rPr>
+                <w:b/>
+                <w:i w:val="0"/>
+                <w:color w:val="112345"/>
+                <w:sz w:val="17"/>
+              </w:rPr>
+              <w:t>FIRST EVENT</w:t>
+            </w:r>
+          </w:p>
+        </w:tc>
+        <w:tc>
+          <w:tcPr>
+            <w:tcW w:type="dxa" w:w="1296"/>
+            <w:shd w:val="clear" w:color="auto" w:fill="F3EFE6"/>
+          </w:tcPr>
+          <w:p>
+            <w:pPr>
+              <w:spacing w:before="60" w:after="60" w:line="264" w:lineRule="auto"/>
+            </w:pPr>
+            <w:r/>
+            <w:r>
+              <w:rPr>
+                <w:b/>
+                <w:i w:val="0"/>
+                <w:color w:val="112345"/>
+                <w:sz w:val="17"/>
+              </w:rPr>
+              <w:t>OCCURRENCES</w:t>
+            </w:r>
+          </w:p>
+        </w:tc>
+        <w:tc>
+          <w:tcPr>
+            <w:tcW w:type="dxa" w:w="1008"/>
+            <w:shd w:val="clear" w:color="auto" w:fill="F3EFE6"/>
+          </w:tcPr>
+          <w:p>
+            <w:pPr>
+              <w:spacing w:before="60" w:after="60" w:line="264" w:lineRule="auto"/>
+            </w:pPr>
+            <w:r/>
+            <w:r>
+              <w:rPr>
+                <w:b/>
+                <w:i w:val="0"/>
+                <w:color w:val="112345"/>
+                <w:sz w:val="17"/>
+              </w:rPr>
+              <w:t>STATES</w:t>
             </w:r>
           </w:p>
         </w:tc>
@@ -1696,7 +3720,7 @@
       <w:tr>
         <w:tc>
           <w:tcPr>
-            <w:tcW w:type="dxa" w:w="3312"/>
+            <w:tcW w:type="dxa" w:w="3456"/>
           </w:tcPr>
           <w:p>
             <w:pPr>
@@ -1715,7 +3739,7 @@
         </w:tc>
         <w:tc>
           <w:tcPr>
-            <w:tcW w:type="dxa" w:w="3024"/>
+            <w:tcW w:type="dxa" w:w="3456"/>
           </w:tcPr>
           <w:p>
             <w:pPr>
@@ -1728,13 +3752,91 @@
                 <w:i w:val="0"/>
                 <w:sz w:val="15"/>
               </w:rPr>
-              <w:t>1 HOOK</w:t>
+              <w:t>1 HOOK, para 1</w:t>
             </w:r>
           </w:p>
         </w:tc>
         <w:tc>
           <w:tcPr>
-            <w:tcW w:type="dxa" w:w="720"/>
+            <w:tcW w:type="dxa" w:w="1296"/>
+          </w:tcPr>
+          <w:p>
+            <w:pPr>
+              <w:spacing w:before="60" w:after="60" w:line="264" w:lineRule="auto"/>
+            </w:pPr>
+            <w:r/>
+            <w:r>
+              <w:rPr>
+                <w:b w:val="0"/>
+                <w:i w:val="0"/>
+                <w:sz w:val="15"/>
+              </w:rPr>
+              <w:t>2</w:t>
+            </w:r>
+          </w:p>
+        </w:tc>
+        <w:tc>
+          <w:tcPr>
+            <w:tcW w:type="dxa" w:w="1008"/>
+          </w:tcPr>
+          <w:p>
+            <w:pPr>
+              <w:spacing w:before="60" w:after="60" w:line="264" w:lineRule="auto"/>
+            </w:pPr>
+            <w:r/>
+            <w:r>
+              <w:rPr>
+                <w:b w:val="0"/>
+                <w:i w:val="0"/>
+                <w:sz w:val="15"/>
+              </w:rPr>
+              <w:t>2</w:t>
+            </w:r>
+          </w:p>
+        </w:tc>
+      </w:tr>
+      <w:tr>
+        <w:tc>
+          <w:tcPr>
+            <w:tcW w:type="dxa" w:w="3456"/>
+          </w:tcPr>
+          <w:p>
+            <w:pPr>
+              <w:spacing w:before="60" w:after="60" w:line="264" w:lineRule="auto"/>
+            </w:pPr>
+            <w:r/>
+            <w:r>
+              <w:rPr>
+                <w:b w:val="0"/>
+                <w:i w:val="0"/>
+                <w:sz w:val="15"/>
+              </w:rPr>
+              <w:t>NEW_V8_FS_01_MEMORY_NOT_PROOF</w:t>
+            </w:r>
+          </w:p>
+        </w:tc>
+        <w:tc>
+          <w:tcPr>
+            <w:tcW w:type="dxa" w:w="3456"/>
+          </w:tcPr>
+          <w:p>
+            <w:pPr>
+              <w:spacing w:before="60" w:after="60" w:line="264" w:lineRule="auto"/>
+            </w:pPr>
+            <w:r/>
+            <w:r>
+              <w:rPr>
+                <w:b w:val="0"/>
+                <w:i w:val="0"/>
+                <w:sz w:val="15"/>
+              </w:rPr>
+              <w:t>1 HOOK, para 3</w:t>
+            </w:r>
+          </w:p>
+        </w:tc>
+        <w:tc>
+          <w:tcPr>
+            <w:tcW w:type="dxa" w:w="1296"/>
           </w:tcPr>
           <w:p>
             <w:pPr>
@@ -1753,7 +3855,66 @@
         </w:tc>
         <w:tc>
           <w:tcPr>
-            <w:tcW w:type="dxa" w:w="864"/>
+            <w:tcW w:type="dxa" w:w="1008"/>
+          </w:tcPr>
+          <w:p>
+            <w:pPr>
+              <w:spacing w:before="60" w:after="60" w:line="264" w:lineRule="auto"/>
+            </w:pPr>
+            <w:r/>
+            <w:r>
+              <w:rPr>
+                <w:b w:val="0"/>
+                <w:i w:val="0"/>
+                <w:sz w:val="15"/>
+              </w:rPr>
+              <w:t>1</w:t>
+            </w:r>
+          </w:p>
+        </w:tc>
+      </w:tr>
+      <w:tr>
+        <w:tc>
+          <w:tcPr>
+            <w:tcW w:type="dxa" w:w="3456"/>
+          </w:tcPr>
+          <w:p>
+            <w:pPr>
+              <w:spacing w:before="60" w:after="60" w:line="264" w:lineRule="auto"/>
+            </w:pPr>
+            <w:r/>
+            <w:r>
+              <w:rPr>
+                <w:b w:val="0"/>
+                <w:i w:val="0"/>
+                <w:sz w:val="15"/>
+              </w:rPr>
+              <w:t>NEW_V8_FS_02_FIVE_KINDS</w:t>
+            </w:r>
+          </w:p>
+        </w:tc>
+        <w:tc>
+          <w:tcPr>
+            <w:tcW w:type="dxa" w:w="3456"/>
+          </w:tcPr>
+          <w:p>
+            <w:pPr>
+              <w:spacing w:before="60" w:after="60" w:line="264" w:lineRule="auto"/>
+            </w:pPr>
+            <w:r/>
+            <w:r>
+              <w:rPr>
+                <w:b w:val="0"/>
+                <w:i w:val="0"/>
+                <w:sz w:val="15"/>
+              </w:rPr>
+              <w:t>4 FIVE THINGS THAT CAN DISAPPEAR, para 1</w:t>
+            </w:r>
+          </w:p>
+        </w:tc>
+        <w:tc>
+          <w:tcPr>
+            <w:tcW w:type="dxa" w:w="1296"/>
           </w:tcPr>
           <w:p>
             <w:pPr>
@@ -1772,7 +3933,7 @@
         </w:tc>
         <w:tc>
           <w:tcPr>
-            <w:tcW w:type="dxa" w:w="1728"/>
+            <w:tcW w:type="dxa" w:w="1008"/>
           </w:tcPr>
           <w:p>
             <w:pPr>
@@ -1785,7 +3946,7 @@
                 <w:i w:val="0"/>
                 <w:sz w:val="15"/>
               </w:rPr>
-              <w:t>EARLY EDIT</w:t>
+              <w:t>6</w:t>
             </w:r>
           </w:p>
         </w:tc>
@@ -1793,7 +3954,7 @@
       <w:tr>
         <w:tc>
           <w:tcPr>
-            <w:tcW w:type="dxa" w:w="3312"/>
+            <w:tcW w:type="dxa" w:w="3456"/>
           </w:tcPr>
           <w:p>
             <w:pPr>
@@ -1806,13 +3967,13 @@
                 <w:i w:val="0"/>
                 <w:sz w:val="15"/>
               </w:rPr>
-              <w:t>NEW_V8_FS_01_MEMORY_NOT_PROOF</w:t>
+              <w:t>NEW_V8_FS_03_KEEP_THE_PROOF</w:t>
             </w:r>
           </w:p>
         </w:tc>
         <w:tc>
           <w:tcPr>
-            <w:tcW w:type="dxa" w:w="3024"/>
+            <w:tcW w:type="dxa" w:w="3456"/>
           </w:tcPr>
           <w:p>
             <w:pPr>
@@ -1825,32 +3986,13 @@
                 <w:i w:val="0"/>
                 <w:sz w:val="15"/>
               </w:rPr>
-              <w:t>1 HOOK</w:t>
+              <w:t>5 THE IMPORTANT BOUNDARY, para 1</w:t>
             </w:r>
           </w:p>
         </w:tc>
         <w:tc>
           <w:tcPr>
-            <w:tcW w:type="dxa" w:w="720"/>
-          </w:tcPr>
-          <w:p>
-            <w:pPr>
-              <w:spacing w:before="60" w:after="60" w:line="264" w:lineRule="auto"/>
-            </w:pPr>
-            <w:r/>
-            <w:r>
-              <w:rPr>
-                <w:b w:val="0"/>
-                <w:i w:val="0"/>
-                <w:sz w:val="15"/>
-              </w:rPr>
-              <w:t>3</w:t>
-            </w:r>
-          </w:p>
-        </w:tc>
-        <w:tc>
-          <w:tcPr>
-            <w:tcW w:type="dxa" w:w="864"/>
+            <w:tcW w:type="dxa" w:w="1296"/>
           </w:tcPr>
           <w:p>
             <w:pPr>
@@ -1869,7 +4011,7 @@
         </w:tc>
         <w:tc>
           <w:tcPr>
-            <w:tcW w:type="dxa" w:w="1728"/>
+            <w:tcW w:type="dxa" w:w="1008"/>
           </w:tcPr>
           <w:p>
             <w:pPr>
@@ -1882,7 +4024,7 @@
                 <w:i w:val="0"/>
                 <w:sz w:val="15"/>
               </w:rPr>
-              <w:t>RE-ANCHORED</w:t>
+              <w:t>1</w:t>
             </w:r>
           </w:p>
         </w:tc>
@@ -1890,7 +4032,7 @@
       <w:tr>
         <w:tc>
           <w:tcPr>
-            <w:tcW w:type="dxa" w:w="3312"/>
+            <w:tcW w:type="dxa" w:w="3456"/>
           </w:tcPr>
           <w:p>
             <w:pPr>
@@ -1903,13 +4045,13 @@
                 <w:i w:val="0"/>
                 <w:sz w:val="15"/>
               </w:rPr>
-              <w:t>NEW_V8_FS_02_FIVE_KINDS</w:t>
+              <w:t>NEW_V8_FS_04_NOT_THE_ARTIFACT</w:t>
             </w:r>
           </w:p>
         </w:tc>
         <w:tc>
           <w:tcPr>
-            <w:tcW w:type="dxa" w:w="3024"/>
+            <w:tcW w:type="dxa" w:w="3456"/>
           </w:tcPr>
           <w:p>
             <w:pPr>
@@ -1922,13 +4064,13 @@
                 <w:i w:val="0"/>
                 <w:sz w:val="15"/>
               </w:rPr>
-              <w:t>4 FIVE THINGS THAT CAN DISAPPEAR</w:t>
+              <w:t>5 THE IMPORTANT BOUNDARY, para 2</w:t>
             </w:r>
           </w:p>
         </w:tc>
         <w:tc>
           <w:tcPr>
-            <w:tcW w:type="dxa" w:w="720"/>
+            <w:tcW w:type="dxa" w:w="1296"/>
           </w:tcPr>
           <w:p>
             <w:pPr>
@@ -1947,7 +4089,7 @@
         </w:tc>
         <w:tc>
           <w:tcPr>
-            <w:tcW w:type="dxa" w:w="864"/>
+            <w:tcW w:type="dxa" w:w="1008"/>
           </w:tcPr>
           <w:p>
             <w:pPr>
@@ -1960,13 +4102,15 @@
                 <w:i w:val="0"/>
                 <w:sz w:val="15"/>
               </w:rPr>
-              <w:t>6</w:t>
+              <w:t>1</w:t>
             </w:r>
           </w:p>
         </w:tc>
+      </w:tr>
+      <w:tr>
         <w:tc>
           <w:tcPr>
-            <w:tcW w:type="dxa" w:w="1728"/>
+            <w:tcW w:type="dxa" w:w="3456"/>
           </w:tcPr>
           <w:p>
             <w:pPr>
@@ -1979,15 +4123,13 @@
                 <w:i w:val="0"/>
                 <w:sz w:val="15"/>
               </w:rPr>
-              <w:t>RE-ANCHORED</w:t>
+              <w:t>NEW_V8_FS_05_IN_YOUR_OWN_WORDS</w:t>
             </w:r>
           </w:p>
         </w:tc>
-      </w:tr>
-      <w:tr>
         <w:tc>
           <w:tcPr>
-            <w:tcW w:type="dxa" w:w="3312"/>
+            <w:tcW w:type="dxa" w:w="3456"/>
           </w:tcPr>
           <w:p>
             <w:pPr>
@@ -2000,32 +4142,13 @@
                 <w:i w:val="0"/>
                 <w:sz w:val="15"/>
               </w:rPr>
-              <w:t>NEW_V8_FS_03_KEEP_THE_PROOF</w:t>
+              <w:t>6 WHAT TO WRITE DOWN, para 1</w:t>
             </w:r>
           </w:p>
         </w:tc>
         <w:tc>
           <w:tcPr>
-            <w:tcW w:type="dxa" w:w="3024"/>
-          </w:tcPr>
-          <w:p>
-            <w:pPr>
-              <w:spacing w:before="60" w:after="60" w:line="264" w:lineRule="auto"/>
-            </w:pPr>
-            <w:r/>
-            <w:r>
-              <w:rPr>
-                <w:b w:val="0"/>
-                <w:i w:val="0"/>
-                <w:sz w:val="15"/>
-              </w:rPr>
-              <w:t>5 THE IMPORTANT BOUNDARY</w:t>
-            </w:r>
-          </w:p>
-        </w:tc>
-        <w:tc>
-          <w:tcPr>
-            <w:tcW w:type="dxa" w:w="720"/>
+            <w:tcW w:type="dxa" w:w="1296"/>
           </w:tcPr>
           <w:p>
             <w:pPr>
@@ -2044,7 +4167,66 @@
         </w:tc>
         <w:tc>
           <w:tcPr>
-            <w:tcW w:type="dxa" w:w="864"/>
+            <w:tcW w:type="dxa" w:w="1008"/>
+          </w:tcPr>
+          <w:p>
+            <w:pPr>
+              <w:spacing w:before="60" w:after="60" w:line="264" w:lineRule="auto"/>
+            </w:pPr>
+            <w:r/>
+            <w:r>
+              <w:rPr>
+                <w:b w:val="0"/>
+                <w:i w:val="0"/>
+                <w:sz w:val="15"/>
+              </w:rPr>
+              <w:t>1</w:t>
+            </w:r>
+          </w:p>
+        </w:tc>
+      </w:tr>
+      <w:tr>
+        <w:tc>
+          <w:tcPr>
+            <w:tcW w:type="dxa" w:w="3456"/>
+          </w:tcPr>
+          <w:p>
+            <w:pPr>
+              <w:spacing w:before="60" w:after="60" w:line="264" w:lineRule="auto"/>
+            </w:pPr>
+            <w:r/>
+            <w:r>
+              <w:rPr>
+                <w:b w:val="0"/>
+                <w:i w:val="0"/>
+                <w:sz w:val="15"/>
+              </w:rPr>
+              <w:t>NEW_V8_FS_06_THE_DETAILS_BLUR</w:t>
+            </w:r>
+          </w:p>
+        </w:tc>
+        <w:tc>
+          <w:tcPr>
+            <w:tcW w:type="dxa" w:w="3456"/>
+          </w:tcPr>
+          <w:p>
+            <w:pPr>
+              <w:spacing w:before="60" w:after="60" w:line="264" w:lineRule="auto"/>
+            </w:pPr>
+            <w:r/>
+            <w:r>
+              <w:rPr>
+                <w:b w:val="0"/>
+                <w:i w:val="0"/>
+                <w:sz w:val="15"/>
+              </w:rPr>
+              <w:t>7 WHY MEMORY IS NOT ENOUGH, para 3</w:t>
+            </w:r>
+          </w:p>
+        </w:tc>
+        <w:tc>
+          <w:tcPr>
+            <w:tcW w:type="dxa" w:w="1296"/>
           </w:tcPr>
           <w:p>
             <w:pPr>
@@ -2063,7 +4245,7 @@
         </w:tc>
         <w:tc>
           <w:tcPr>
-            <w:tcW w:type="dxa" w:w="1728"/>
+            <w:tcW w:type="dxa" w:w="1008"/>
           </w:tcPr>
           <w:p>
             <w:pPr>
@@ -2076,7 +4258,7 @@
                 <w:i w:val="0"/>
                 <w:sz w:val="15"/>
               </w:rPr>
-              <w:t>RE-ANCHORED</w:t>
+              <w:t>1</w:t>
             </w:r>
           </w:p>
         </w:tc>
@@ -2084,7 +4266,7 @@
       <w:tr>
         <w:tc>
           <w:tcPr>
-            <w:tcW w:type="dxa" w:w="3312"/>
+            <w:tcW w:type="dxa" w:w="3456"/>
           </w:tcPr>
           <w:p>
             <w:pPr>
@@ -2097,13 +4279,13 @@
                 <w:i w:val="0"/>
                 <w:sz w:val="15"/>
               </w:rPr>
-              <w:t>NEW_V8_FS_04_NOT_THE_ARTIFACT</w:t>
+              <w:t>NEW_V8_FS_07_TEN_MINUTE_HABIT</w:t>
             </w:r>
           </w:p>
         </w:tc>
         <w:tc>
           <w:tcPr>
-            <w:tcW w:type="dxa" w:w="3024"/>
+            <w:tcW w:type="dxa" w:w="3456"/>
           </w:tcPr>
           <w:p>
             <w:pPr>
@@ -2116,32 +4298,13 @@
                 <w:i w:val="0"/>
                 <w:sz w:val="15"/>
               </w:rPr>
-              <w:t>5 THE IMPORTANT BOUNDARY</w:t>
+              <w:t>8 THE 10-MINUTE HABIT, para 1</w:t>
             </w:r>
           </w:p>
         </w:tc>
         <w:tc>
           <w:tcPr>
-            <w:tcW w:type="dxa" w:w="720"/>
-          </w:tcPr>
-          <w:p>
-            <w:pPr>
-              <w:spacing w:before="60" w:after="60" w:line="264" w:lineRule="auto"/>
-            </w:pPr>
-            <w:r/>
-            <w:r>
-              <w:rPr>
-                <w:b w:val="0"/>
-                <w:i w:val="0"/>
-                <w:sz w:val="15"/>
-              </w:rPr>
-              <w:t>2</w:t>
-            </w:r>
-          </w:p>
-        </w:tc>
-        <w:tc>
-          <w:tcPr>
-            <w:tcW w:type="dxa" w:w="864"/>
+            <w:tcW w:type="dxa" w:w="1296"/>
           </w:tcPr>
           <w:p>
             <w:pPr>
@@ -2160,7 +4323,7 @@
         </w:tc>
         <w:tc>
           <w:tcPr>
-            <w:tcW w:type="dxa" w:w="1728"/>
+            <w:tcW w:type="dxa" w:w="1008"/>
           </w:tcPr>
           <w:p>
             <w:pPr>
@@ -2173,7 +4336,7 @@
                 <w:i w:val="0"/>
                 <w:sz w:val="15"/>
               </w:rPr>
-              <w:t>RE-ANCHORED</w:t>
+              <w:t>1</w:t>
             </w:r>
           </w:p>
         </w:tc>
@@ -2181,7 +4344,7 @@
       <w:tr>
         <w:tc>
           <w:tcPr>
-            <w:tcW w:type="dxa" w:w="3312"/>
+            <w:tcW w:type="dxa" w:w="3456"/>
           </w:tcPr>
           <w:p>
             <w:pPr>
@@ -2194,13 +4357,13 @@
                 <w:i w:val="0"/>
                 <w:sz w:val="15"/>
               </w:rPr>
-              <w:t>NEW_V8_FS_05_IN_YOUR_OWN_WORDS</w:t>
+              <w:t>NEW_V8_FS_08_CAREER_HYGIENE</w:t>
             </w:r>
           </w:p>
         </w:tc>
         <w:tc>
           <w:tcPr>
-            <w:tcW w:type="dxa" w:w="3024"/>
+            <w:tcW w:type="dxa" w:w="3456"/>
           </w:tcPr>
           <w:p>
             <w:pPr>
@@ -2213,13 +4376,13 @@
                 <w:i w:val="0"/>
                 <w:sz w:val="15"/>
               </w:rPr>
-              <w:t>6 WHAT TO WRITE DOWN</w:t>
+              <w:t>9 WHEN THE EXIT IS SUDDEN, para 2</w:t>
             </w:r>
           </w:p>
         </w:tc>
         <w:tc>
           <w:tcPr>
-            <w:tcW w:type="dxa" w:w="720"/>
+            <w:tcW w:type="dxa" w:w="1296"/>
           </w:tcPr>
           <w:p>
             <w:pPr>
@@ -2238,7 +4401,66 @@
         </w:tc>
         <w:tc>
           <w:tcPr>
-            <w:tcW w:type="dxa" w:w="864"/>
+            <w:tcW w:type="dxa" w:w="1008"/>
+          </w:tcPr>
+          <w:p>
+            <w:pPr>
+              <w:spacing w:before="60" w:after="60" w:line="264" w:lineRule="auto"/>
+            </w:pPr>
+            <w:r/>
+            <w:r>
+              <w:rPr>
+                <w:b w:val="0"/>
+                <w:i w:val="0"/>
+                <w:sz w:val="15"/>
+              </w:rPr>
+              <w:t>1</w:t>
+            </w:r>
+          </w:p>
+        </w:tc>
+      </w:tr>
+      <w:tr>
+        <w:tc>
+          <w:tcPr>
+            <w:tcW w:type="dxa" w:w="3456"/>
+          </w:tcPr>
+          <w:p>
+            <w:pPr>
+              <w:spacing w:before="60" w:after="60" w:line="264" w:lineRule="auto"/>
+            </w:pPr>
+            <w:r/>
+            <w:r>
+              <w:rPr>
+                <w:b w:val="0"/>
+                <w:i w:val="0"/>
+                <w:sz w:val="15"/>
+              </w:rPr>
+              <w:t>NEW_V8_FS_09_STILL_NOT_ENOUGH</w:t>
+            </w:r>
+          </w:p>
+        </w:tc>
+        <w:tc>
+          <w:tcPr>
+            <w:tcW w:type="dxa" w:w="3456"/>
+          </w:tcPr>
+          <w:p>
+            <w:pPr>
+              <w:spacing w:before="60" w:after="60" w:line="264" w:lineRule="auto"/>
+            </w:pPr>
+            <w:r/>
+            <w:r>
+              <w:rPr>
+                <w:b w:val="0"/>
+                <w:i w:val="0"/>
+                <w:sz w:val="15"/>
+              </w:rPr>
+              <w:t>10 EVIDENCE DOES NOT SOLVE EVERYTHING, para 1</w:t>
+            </w:r>
+          </w:p>
+        </w:tc>
+        <w:tc>
+          <w:tcPr>
+            <w:tcW w:type="dxa" w:w="1296"/>
           </w:tcPr>
           <w:p>
             <w:pPr>
@@ -2257,7 +4479,7 @@
         </w:tc>
         <w:tc>
           <w:tcPr>
-            <w:tcW w:type="dxa" w:w="1728"/>
+            <w:tcW w:type="dxa" w:w="1008"/>
           </w:tcPr>
           <w:p>
             <w:pPr>
@@ -2270,7 +4492,7 @@
                 <w:i w:val="0"/>
                 <w:sz w:val="15"/>
               </w:rPr>
-              <w:t>RE-ANCHORED</w:t>
+              <w:t>1</w:t>
             </w:r>
           </w:p>
         </w:tc>
@@ -2278,7 +4500,7 @@
       <w:tr>
         <w:tc>
           <w:tcPr>
-            <w:tcW w:type="dxa" w:w="3312"/>
+            <w:tcW w:type="dxa" w:w="3456"/>
           </w:tcPr>
           <w:p>
             <w:pPr>
@@ -2291,13 +4513,13 @@
                 <w:i w:val="0"/>
                 <w:sz w:val="15"/>
               </w:rPr>
-              <w:t>NEW_V8_FS_06_THE_DETAILS_BLUR</w:t>
+              <w:t>NEW_V8_FS_10_NOT_ONLY_A_METRIC</w:t>
             </w:r>
           </w:p>
         </w:tc>
         <w:tc>
           <w:tcPr>
-            <w:tcW w:type="dxa" w:w="3024"/>
+            <w:tcW w:type="dxa" w:w="3456"/>
           </w:tcPr>
           <w:p>
             <w:pPr>
@@ -2310,32 +4532,13 @@
                 <w:i w:val="0"/>
                 <w:sz w:val="15"/>
               </w:rPr>
-              <w:t>7 WHY MEMORY IS NOT ENOUGH</w:t>
+              <w:t>11 EVIDENCE IS MORE THAN A NUMBER, para 2</w:t>
             </w:r>
           </w:p>
         </w:tc>
         <w:tc>
           <w:tcPr>
-            <w:tcW w:type="dxa" w:w="720"/>
-          </w:tcPr>
-          <w:p>
-            <w:pPr>
-              <w:spacing w:before="60" w:after="60" w:line="264" w:lineRule="auto"/>
-            </w:pPr>
-            <w:r/>
-            <w:r>
-              <w:rPr>
-                <w:b w:val="0"/>
-                <w:i w:val="0"/>
-                <w:sz w:val="15"/>
-              </w:rPr>
-              <w:t>3</w:t>
-            </w:r>
-          </w:p>
-        </w:tc>
-        <w:tc>
-          <w:tcPr>
-            <w:tcW w:type="dxa" w:w="864"/>
+            <w:tcW w:type="dxa" w:w="1296"/>
           </w:tcPr>
           <w:p>
             <w:pPr>
@@ -2354,7 +4557,7 @@
         </w:tc>
         <w:tc>
           <w:tcPr>
-            <w:tcW w:type="dxa" w:w="1728"/>
+            <w:tcW w:type="dxa" w:w="1008"/>
           </w:tcPr>
           <w:p>
             <w:pPr>
@@ -2367,7 +4570,7 @@
                 <w:i w:val="0"/>
                 <w:sz w:val="15"/>
               </w:rPr>
-              <w:t>RE-ANCHORED</w:t>
+              <w:t>1</w:t>
             </w:r>
           </w:p>
         </w:tc>
@@ -2375,7 +4578,7 @@
       <w:tr>
         <w:tc>
           <w:tcPr>
-            <w:tcW w:type="dxa" w:w="3312"/>
+            <w:tcW w:type="dxa" w:w="3456"/>
           </w:tcPr>
           <w:p>
             <w:pPr>
@@ -2388,13 +4591,13 @@
                 <w:i w:val="0"/>
                 <w:sz w:val="15"/>
               </w:rPr>
-              <w:t>NEW_V8_FS_07_TEN_MINUTE_HABIT</w:t>
+              <w:t>NEW_V8_FS_12_CTA</w:t>
             </w:r>
           </w:p>
         </w:tc>
         <w:tc>
           <w:tcPr>
-            <w:tcW w:type="dxa" w:w="3024"/>
+            <w:tcW w:type="dxa" w:w="3456"/>
           </w:tcPr>
           <w:p>
             <w:pPr>
@@ -2407,13 +4610,13 @@
                 <w:i w:val="0"/>
                 <w:sz w:val="15"/>
               </w:rPr>
-              <w:t>8 THE 10-MINUTE HABIT</w:t>
+              <w:t>14 CLOSE, para 2</w:t>
             </w:r>
           </w:p>
         </w:tc>
         <w:tc>
           <w:tcPr>
-            <w:tcW w:type="dxa" w:w="720"/>
+            <w:tcW w:type="dxa" w:w="1296"/>
           </w:tcPr>
           <w:p>
             <w:pPr>
@@ -2432,7 +4635,66 @@
         </w:tc>
         <w:tc>
           <w:tcPr>
-            <w:tcW w:type="dxa" w:w="864"/>
+            <w:tcW w:type="dxa" w:w="1008"/>
+          </w:tcPr>
+          <w:p>
+            <w:pPr>
+              <w:spacing w:before="60" w:after="60" w:line="264" w:lineRule="auto"/>
+            </w:pPr>
+            <w:r/>
+            <w:r>
+              <w:rPr>
+                <w:b w:val="0"/>
+                <w:i w:val="0"/>
+                <w:sz w:val="15"/>
+              </w:rPr>
+              <w:t>1</w:t>
+            </w:r>
+          </w:p>
+        </w:tc>
+      </w:tr>
+      <w:tr>
+        <w:tc>
+          <w:tcPr>
+            <w:tcW w:type="dxa" w:w="3456"/>
+          </w:tcPr>
+          <w:p>
+            <w:pPr>
+              <w:spacing w:before="60" w:after="60" w:line="264" w:lineRule="auto"/>
+            </w:pPr>
+            <w:r/>
+            <w:r>
+              <w:rPr>
+                <w:b w:val="0"/>
+                <w:i w:val="0"/>
+                <w:sz w:val="15"/>
+              </w:rPr>
+              <w:t>NEW_V8_WATCH_NEXT</w:t>
+            </w:r>
+          </w:p>
+        </w:tc>
+        <w:tc>
+          <w:tcPr>
+            <w:tcW w:type="dxa" w:w="3456"/>
+          </w:tcPr>
+          <w:p>
+            <w:pPr>
+              <w:spacing w:before="60" w:after="60" w:line="264" w:lineRule="auto"/>
+            </w:pPr>
+            <w:r/>
+            <w:r>
+              <w:rPr>
+                <w:b w:val="0"/>
+                <w:i w:val="0"/>
+                <w:sz w:val="15"/>
+              </w:rPr>
+              <w:t>16 WATCH NEXT, para 1</w:t>
+            </w:r>
+          </w:p>
+        </w:tc>
+        <w:tc>
+          <w:tcPr>
+            <w:tcW w:type="dxa" w:w="1296"/>
           </w:tcPr>
           <w:p>
             <w:pPr>
@@ -2451,85 +4713,7 @@
         </w:tc>
         <w:tc>
           <w:tcPr>
-            <w:tcW w:type="dxa" w:w="1728"/>
-          </w:tcPr>
-          <w:p>
-            <w:pPr>
-              <w:spacing w:before="60" w:after="60" w:line="264" w:lineRule="auto"/>
-            </w:pPr>
-            <w:r/>
-            <w:r>
-              <w:rPr>
-                <w:b w:val="0"/>
-                <w:i w:val="0"/>
-                <w:sz w:val="15"/>
-              </w:rPr>
-              <w:t>RE-CUED</w:t>
-            </w:r>
-          </w:p>
-        </w:tc>
-      </w:tr>
-      <w:tr>
-        <w:tc>
-          <w:tcPr>
-            <w:tcW w:type="dxa" w:w="3312"/>
-          </w:tcPr>
-          <w:p>
-            <w:pPr>
-              <w:spacing w:before="60" w:after="60" w:line="264" w:lineRule="auto"/>
-            </w:pPr>
-            <w:r/>
-            <w:r>
-              <w:rPr>
-                <w:b w:val="0"/>
-                <w:i w:val="0"/>
-                <w:sz w:val="15"/>
-              </w:rPr>
-              <w:t>NEW_V8_FS_08_CAREER_HYGIENE</w:t>
-            </w:r>
-          </w:p>
-        </w:tc>
-        <w:tc>
-          <w:tcPr>
-            <w:tcW w:type="dxa" w:w="3024"/>
-          </w:tcPr>
-          <w:p>
-            <w:pPr>
-              <w:spacing w:before="60" w:after="60" w:line="264" w:lineRule="auto"/>
-            </w:pPr>
-            <w:r/>
-            <w:r>
-              <w:rPr>
-                <w:b w:val="0"/>
-                <w:i w:val="0"/>
-                <w:sz w:val="15"/>
-              </w:rPr>
-              <w:t>9 WHEN THE EXIT IS SUDDEN</w:t>
-            </w:r>
-          </w:p>
-        </w:tc>
-        <w:tc>
-          <w:tcPr>
-            <w:tcW w:type="dxa" w:w="720"/>
-          </w:tcPr>
-          <w:p>
-            <w:pPr>
-              <w:spacing w:before="60" w:after="60" w:line="264" w:lineRule="auto"/>
-            </w:pPr>
-            <w:r/>
-            <w:r>
-              <w:rPr>
-                <w:b w:val="0"/>
-                <w:i w:val="0"/>
-                <w:sz w:val="15"/>
-              </w:rPr>
-              <w:t>2</w:t>
-            </w:r>
-          </w:p>
-        </w:tc>
-        <w:tc>
-          <w:tcPr>
-            <w:tcW w:type="dxa" w:w="864"/>
+            <w:tcW w:type="dxa" w:w="1008"/>
           </w:tcPr>
           <w:p>
             <w:pPr>
@@ -2543,413 +4727,6 @@
                 <w:sz w:val="15"/>
               </w:rPr>
               <w:t>1</w:t>
-            </w:r>
-          </w:p>
-        </w:tc>
-        <w:tc>
-          <w:tcPr>
-            <w:tcW w:type="dxa" w:w="1728"/>
-          </w:tcPr>
-          <w:p>
-            <w:pPr>
-              <w:spacing w:before="60" w:after="60" w:line="264" w:lineRule="auto"/>
-            </w:pPr>
-            <w:r/>
-            <w:r>
-              <w:rPr>
-                <w:b w:val="0"/>
-                <w:i w:val="0"/>
-                <w:sz w:val="15"/>
-              </w:rPr>
-              <w:t>RE-CUED</w:t>
-            </w:r>
-          </w:p>
-        </w:tc>
-      </w:tr>
-      <w:tr>
-        <w:tc>
-          <w:tcPr>
-            <w:tcW w:type="dxa" w:w="3312"/>
-          </w:tcPr>
-          <w:p>
-            <w:pPr>
-              <w:spacing w:before="60" w:after="60" w:line="264" w:lineRule="auto"/>
-            </w:pPr>
-            <w:r/>
-            <w:r>
-              <w:rPr>
-                <w:b w:val="0"/>
-                <w:i w:val="0"/>
-                <w:sz w:val="15"/>
-              </w:rPr>
-              <w:t>NEW_V8_FS_09_STILL_NOT_ENOUGH</w:t>
-            </w:r>
-          </w:p>
-        </w:tc>
-        <w:tc>
-          <w:tcPr>
-            <w:tcW w:type="dxa" w:w="3024"/>
-          </w:tcPr>
-          <w:p>
-            <w:pPr>
-              <w:spacing w:before="60" w:after="60" w:line="264" w:lineRule="auto"/>
-            </w:pPr>
-            <w:r/>
-            <w:r>
-              <w:rPr>
-                <w:b w:val="0"/>
-                <w:i w:val="0"/>
-                <w:sz w:val="15"/>
-              </w:rPr>
-              <w:t>10 EVIDENCE DOES NOT SOLVE EVERYTHING</w:t>
-            </w:r>
-          </w:p>
-        </w:tc>
-        <w:tc>
-          <w:tcPr>
-            <w:tcW w:type="dxa" w:w="720"/>
-          </w:tcPr>
-          <w:p>
-            <w:pPr>
-              <w:spacing w:before="60" w:after="60" w:line="264" w:lineRule="auto"/>
-            </w:pPr>
-            <w:r/>
-            <w:r>
-              <w:rPr>
-                <w:b w:val="0"/>
-                <w:i w:val="0"/>
-                <w:sz w:val="15"/>
-              </w:rPr>
-              <w:t>1</w:t>
-            </w:r>
-          </w:p>
-        </w:tc>
-        <w:tc>
-          <w:tcPr>
-            <w:tcW w:type="dxa" w:w="864"/>
-          </w:tcPr>
-          <w:p>
-            <w:pPr>
-              <w:spacing w:before="60" w:after="60" w:line="264" w:lineRule="auto"/>
-            </w:pPr>
-            <w:r/>
-            <w:r>
-              <w:rPr>
-                <w:b w:val="0"/>
-                <w:i w:val="0"/>
-                <w:sz w:val="15"/>
-              </w:rPr>
-              <w:t>1</w:t>
-            </w:r>
-          </w:p>
-        </w:tc>
-        <w:tc>
-          <w:tcPr>
-            <w:tcW w:type="dxa" w:w="1728"/>
-          </w:tcPr>
-          <w:p>
-            <w:pPr>
-              <w:spacing w:before="60" w:after="60" w:line="264" w:lineRule="auto"/>
-            </w:pPr>
-            <w:r/>
-            <w:r>
-              <w:rPr>
-                <w:b w:val="0"/>
-                <w:i w:val="0"/>
-                <w:sz w:val="15"/>
-              </w:rPr>
-              <w:t>RE-ANCHORED</w:t>
-            </w:r>
-          </w:p>
-        </w:tc>
-      </w:tr>
-      <w:tr>
-        <w:tc>
-          <w:tcPr>
-            <w:tcW w:type="dxa" w:w="3312"/>
-          </w:tcPr>
-          <w:p>
-            <w:pPr>
-              <w:spacing w:before="60" w:after="60" w:line="264" w:lineRule="auto"/>
-            </w:pPr>
-            <w:r/>
-            <w:r>
-              <w:rPr>
-                <w:b w:val="0"/>
-                <w:i w:val="0"/>
-                <w:sz w:val="15"/>
-              </w:rPr>
-              <w:t>NEW_V8_FS_10_NOT_ONLY_A_METRIC</w:t>
-            </w:r>
-          </w:p>
-        </w:tc>
-        <w:tc>
-          <w:tcPr>
-            <w:tcW w:type="dxa" w:w="3024"/>
-          </w:tcPr>
-          <w:p>
-            <w:pPr>
-              <w:spacing w:before="60" w:after="60" w:line="264" w:lineRule="auto"/>
-            </w:pPr>
-            <w:r/>
-            <w:r>
-              <w:rPr>
-                <w:b w:val="0"/>
-                <w:i w:val="0"/>
-                <w:sz w:val="15"/>
-              </w:rPr>
-              <w:t>11 EVIDENCE IS MORE THAN A NUMBER</w:t>
-            </w:r>
-          </w:p>
-        </w:tc>
-        <w:tc>
-          <w:tcPr>
-            <w:tcW w:type="dxa" w:w="720"/>
-          </w:tcPr>
-          <w:p>
-            <w:pPr>
-              <w:spacing w:before="60" w:after="60" w:line="264" w:lineRule="auto"/>
-            </w:pPr>
-            <w:r/>
-            <w:r>
-              <w:rPr>
-                <w:b w:val="0"/>
-                <w:i w:val="0"/>
-                <w:sz w:val="15"/>
-              </w:rPr>
-              <w:t>2</w:t>
-            </w:r>
-          </w:p>
-        </w:tc>
-        <w:tc>
-          <w:tcPr>
-            <w:tcW w:type="dxa" w:w="864"/>
-          </w:tcPr>
-          <w:p>
-            <w:pPr>
-              <w:spacing w:before="60" w:after="60" w:line="264" w:lineRule="auto"/>
-            </w:pPr>
-            <w:r/>
-            <w:r>
-              <w:rPr>
-                <w:b w:val="0"/>
-                <w:i w:val="0"/>
-                <w:sz w:val="15"/>
-              </w:rPr>
-              <w:t>1</w:t>
-            </w:r>
-          </w:p>
-        </w:tc>
-        <w:tc>
-          <w:tcPr>
-            <w:tcW w:type="dxa" w:w="1728"/>
-          </w:tcPr>
-          <w:p>
-            <w:pPr>
-              <w:spacing w:before="60" w:after="60" w:line="264" w:lineRule="auto"/>
-            </w:pPr>
-            <w:r/>
-            <w:r>
-              <w:rPr>
-                <w:b w:val="0"/>
-                <w:i w:val="0"/>
-                <w:sz w:val="15"/>
-              </w:rPr>
-              <w:t>RE-ANCHORED</w:t>
-            </w:r>
-          </w:p>
-        </w:tc>
-      </w:tr>
-      <w:tr>
-        <w:tc>
-          <w:tcPr>
-            <w:tcW w:type="dxa" w:w="3312"/>
-          </w:tcPr>
-          <w:p>
-            <w:pPr>
-              <w:spacing w:before="60" w:after="60" w:line="264" w:lineRule="auto"/>
-            </w:pPr>
-            <w:r/>
-            <w:r>
-              <w:rPr>
-                <w:b w:val="0"/>
-                <w:i w:val="0"/>
-                <w:sz w:val="15"/>
-              </w:rPr>
-              <w:t>NEW_V8_FS_12_CTA</w:t>
-            </w:r>
-          </w:p>
-        </w:tc>
-        <w:tc>
-          <w:tcPr>
-            <w:tcW w:type="dxa" w:w="3024"/>
-          </w:tcPr>
-          <w:p>
-            <w:pPr>
-              <w:spacing w:before="60" w:after="60" w:line="264" w:lineRule="auto"/>
-            </w:pPr>
-            <w:r/>
-            <w:r>
-              <w:rPr>
-                <w:b w:val="0"/>
-                <w:i w:val="0"/>
-                <w:sz w:val="15"/>
-              </w:rPr>
-              <w:t>14 CLOSE</w:t>
-            </w:r>
-          </w:p>
-        </w:tc>
-        <w:tc>
-          <w:tcPr>
-            <w:tcW w:type="dxa" w:w="720"/>
-          </w:tcPr>
-          <w:p>
-            <w:pPr>
-              <w:spacing w:before="60" w:after="60" w:line="264" w:lineRule="auto"/>
-            </w:pPr>
-            <w:r/>
-            <w:r>
-              <w:rPr>
-                <w:b w:val="0"/>
-                <w:i w:val="0"/>
-                <w:sz w:val="15"/>
-              </w:rPr>
-              <w:t>2</w:t>
-            </w:r>
-          </w:p>
-        </w:tc>
-        <w:tc>
-          <w:tcPr>
-            <w:tcW w:type="dxa" w:w="864"/>
-          </w:tcPr>
-          <w:p>
-            <w:pPr>
-              <w:spacing w:before="60" w:after="60" w:line="264" w:lineRule="auto"/>
-            </w:pPr>
-            <w:r/>
-            <w:r>
-              <w:rPr>
-                <w:b w:val="0"/>
-                <w:i w:val="0"/>
-                <w:sz w:val="15"/>
-              </w:rPr>
-              <w:t>1</w:t>
-            </w:r>
-          </w:p>
-        </w:tc>
-        <w:tc>
-          <w:tcPr>
-            <w:tcW w:type="dxa" w:w="1728"/>
-          </w:tcPr>
-          <w:p>
-            <w:pPr>
-              <w:spacing w:before="60" w:after="60" w:line="264" w:lineRule="auto"/>
-            </w:pPr>
-            <w:r/>
-            <w:r>
-              <w:rPr>
-                <w:b w:val="0"/>
-                <w:i w:val="0"/>
-                <w:sz w:val="15"/>
-              </w:rPr>
-              <w:t>RE-ANCHORED</w:t>
-            </w:r>
-          </w:p>
-        </w:tc>
-      </w:tr>
-      <w:tr>
-        <w:tc>
-          <w:tcPr>
-            <w:tcW w:type="dxa" w:w="3312"/>
-          </w:tcPr>
-          <w:p>
-            <w:pPr>
-              <w:spacing w:before="60" w:after="60" w:line="264" w:lineRule="auto"/>
-            </w:pPr>
-            <w:r/>
-            <w:r>
-              <w:rPr>
-                <w:b w:val="0"/>
-                <w:i w:val="0"/>
-                <w:sz w:val="15"/>
-              </w:rPr>
-              <w:t>NEW_V8_WATCH_NEXT</w:t>
-            </w:r>
-          </w:p>
-        </w:tc>
-        <w:tc>
-          <w:tcPr>
-            <w:tcW w:type="dxa" w:w="3024"/>
-          </w:tcPr>
-          <w:p>
-            <w:pPr>
-              <w:spacing w:before="60" w:after="60" w:line="264" w:lineRule="auto"/>
-            </w:pPr>
-            <w:r/>
-            <w:r>
-              <w:rPr>
-                <w:b w:val="0"/>
-                <w:i w:val="0"/>
-                <w:sz w:val="15"/>
-              </w:rPr>
-              <w:t>16 WATCH NEXT</w:t>
-            </w:r>
-          </w:p>
-        </w:tc>
-        <w:tc>
-          <w:tcPr>
-            <w:tcW w:type="dxa" w:w="720"/>
-          </w:tcPr>
-          <w:p>
-            <w:pPr>
-              <w:spacing w:before="60" w:after="60" w:line="264" w:lineRule="auto"/>
-            </w:pPr>
-            <w:r/>
-            <w:r>
-              <w:rPr>
-                <w:b w:val="0"/>
-                <w:i w:val="0"/>
-                <w:sz w:val="15"/>
-              </w:rPr>
-              <w:t>1</w:t>
-            </w:r>
-          </w:p>
-        </w:tc>
-        <w:tc>
-          <w:tcPr>
-            <w:tcW w:type="dxa" w:w="864"/>
-          </w:tcPr>
-          <w:p>
-            <w:pPr>
-              <w:spacing w:before="60" w:after="60" w:line="264" w:lineRule="auto"/>
-            </w:pPr>
-            <w:r/>
-            <w:r>
-              <w:rPr>
-                <w:b w:val="0"/>
-                <w:i w:val="0"/>
-                <w:sz w:val="15"/>
-              </w:rPr>
-              <w:t>1</w:t>
-            </w:r>
-          </w:p>
-        </w:tc>
-        <w:tc>
-          <w:tcPr>
-            <w:tcW w:type="dxa" w:w="1728"/>
-          </w:tcPr>
-          <w:p>
-            <w:pPr>
-              <w:spacing w:before="60" w:after="60" w:line="264" w:lineRule="auto"/>
-            </w:pPr>
-            <w:r/>
-            <w:r>
-              <w:rPr>
-                <w:b w:val="0"/>
-                <w:i w:val="0"/>
-                <w:sz w:val="15"/>
-              </w:rPr>
-              <w:t>END CARD</w:t>
             </w:r>
           </w:p>
         </w:tc>

--- a/deliverables/V4-V11_SYNC/PACKAGES/NEW_V08_Synchronized_Production_Package/02_RUN_OF_SHOW/Run_of_Show.docx
+++ b/deliverables/V4-V11_SYNC/PACKAGES/NEW_V08_Synchronized_Production_Package/02_RUN_OF_SHOW/Run_of_Show.docx
@@ -144,7 +144,7 @@
         <w:rPr>
           <w:sz w:val="21"/>
         </w:rPr>
-        <w:t>Saturday, September 19, 2026 | 6:36 AM CT</w:t>
+        <w:t>Saturday, September 19, 2026 | 7:08 AM CT</w:t>
       </w:r>
     </w:p>
     <w:p>
@@ -2195,7 +2195,7 @@
                 <w:i w:val="0"/>
                 <w:sz w:val="14"/>
               </w:rPr>
-              <w:t>V8-C07</w:t>
+              <w:t>V8-T02</w:t>
             </w:r>
           </w:p>
         </w:tc>
@@ -2252,7 +2252,7 @@
                 <w:i w:val="0"/>
                 <w:sz w:val="14"/>
               </w:rPr>
-              <w:t>1</w:t>
+              <w:t>1 to 3</w:t>
             </w:r>
           </w:p>
         </w:tc>
